--- a/paper/Project_Report.docx
+++ b/paper/Project_Report.docx
@@ -671,7 +671,7 @@
           <w:sz w:val="24"/>
           <w:szCs w:val="24"/>
         </w:rPr>
-        <w:t xml:space="preserve">Spoken queries reduced nDCG@10 by 7–25% over wideband audio, 24–58% over the telephone, 11.2% on real speech and 16.9% for real Indian-English speech, and the reranker did not reduce the relative loss. In a controlled fine-tuning study with three seeds and two checkpoint-selection protocols, fine-tuning the reranker on clean in-domain text made it more fragile to speech; training on ASR transcripts with relevance labels repaired part of the damage but never beat the original model. Label-free consistency distillation, where the reranker learns to score a transcript the way the original model scores the clean question, avoided the damage: it was never significantly worse than the original, was significantly better than clean fine-tuning on two of three collections, and was the best reranker on every real-speech group, although its gain over the original was small and not significant after correction. The largest gain on real speech came from the first stage: re-ranking a hybrid BM25 + dense candidate list instead of a BM25 list raised nDCG@10 from 0.516 to 0.607. For Indian-English speakers, the localised en-IN recogniser gave significantly worse retrieval than the US model. A pre-registered follow-up confirmed the fine-tuning findings on a modern 278M-parameter reranker (bge-reranker-base), where consistency distillation significantly beat the original model in 7 of 9 settings, and an error analysis showed that misrecognised content words — not function words — drive the loss. Re-ranking 25 passages takes about 1.1 s on CPU and 80 ms on a T4 GPU.</w:t>
+        <w:t xml:space="preserve">Spoken queries reduced nDCG@10 by 7–25% over wideband audio, 24–58% over the telephone, 11.2% on real speech and 16.9% for real Indian-English speech, and the reranker did not reduce the relative loss. In a controlled fine-tuning study with three seeds and two checkpoint-selection protocols, fine-tuning the reranker on clean in-domain text made it more fragile to speech; training on ASR transcripts with relevance labels repaired part of the damage but never beat the original model. Label-free consistency distillation, where the reranker learns to score a transcript the way the original model scores the clean question, avoided the damage: it was never significantly worse than the original, was significantly better than clean fine-tuning on two of three collections, and was the best reranker on every real-speech group, although its gain over the original was small and not significant after correction. The largest gain on real speech came from the first stage: re-ranking a hybrid BM25 + dense candidate list instead of a BM25 list raised nDCG@10 from 0.516 to 0.607. For Indian-English speakers, the localised en-IN recogniser gave significantly worse retrieval than the US model. A pre-registered follow-up confirmed the fine-tuning findings on a modern 278M-parameter reranker (bge-reranker-base), where consistency distillation significantly beat the original model in 7 of 9 settings, An error analysis showed that misrecognised content words — not function words — drive the loss. Pre-registered tests on three new real-speech test sets confirmed that a hybrid first stage helps and that distillation from a larger teacher significantly improves even the small reranker; training on real rather than synthetic speech errors did not help. Re-ranking 25 passages takes about 1.1 s on CPU and 80 ms on a T4 GPU.</w:t>
       </w:r>
     </w:p>
     <w:p>
@@ -1914,6 +1914,34 @@
     </w:p>
     <w:p>
       <w:pPr>
+        <w:spacing w:after="60" w:before="0" w:line="330"/>
+        <w:jc w:val="left"/>
+      </w:pPr>
+      <w:r>
+        <w:rPr>
+          <w:rFonts w:ascii="Times New Roman" w:cs="Times New Roman" w:eastAsia="Times New Roman" w:hAnsi="Times New Roman"/>
+          <w:sz w:val="24"/>
+          <w:szCs w:val="24"/>
+        </w:rPr>
+        <w:t xml:space="preserve">Fig. 6.8  First stage on new real-speech test sets (Part 3)</w:t>
+      </w:r>
+    </w:p>
+    <w:p>
+      <w:pPr>
+        <w:spacing w:after="60" w:before="0" w:line="330"/>
+        <w:jc w:val="left"/>
+      </w:pPr>
+      <w:r>
+        <w:rPr>
+          <w:rFonts w:ascii="Times New Roman" w:cs="Times New Roman" w:eastAsia="Times New Roman" w:hAnsi="Times New Roman"/>
+          <w:sz w:val="24"/>
+          <w:szCs w:val="24"/>
+        </w:rPr>
+        <w:t xml:space="preserve">Fig. 6.9  Real vs. synthetic training noise (Part 3)</w:t>
+      </w:r>
+    </w:p>
+    <w:p>
+      <w:pPr>
         <w:spacing w:after="160" w:before="360"/>
       </w:pPr>
       <w:r>
@@ -2218,7 +2246,35 @@
           <w:sz w:val="24"/>
           <w:szCs w:val="24"/>
         </w:rPr>
-        <w:t xml:space="preserve">Table 6.10  Outcome of each hypothesis</w:t>
+        <w:t xml:space="preserve">Table 6.10  First stage on new real-speech test sets</w:t>
+      </w:r>
+    </w:p>
+    <w:p>
+      <w:pPr>
+        <w:spacing w:after="60" w:before="0" w:line="330"/>
+        <w:jc w:val="left"/>
+      </w:pPr>
+      <w:r>
+        <w:rPr>
+          <w:rFonts w:ascii="Times New Roman" w:cs="Times New Roman" w:eastAsia="Times New Roman" w:hAnsi="Times New Roman"/>
+          <w:sz w:val="24"/>
+          <w:szCs w:val="24"/>
+        </w:rPr>
+        <w:t xml:space="preserve">Table 6.11  Real vs. synthetic training noise</w:t>
+      </w:r>
+    </w:p>
+    <w:p>
+      <w:pPr>
+        <w:spacing w:after="60" w:before="0" w:line="330"/>
+        <w:jc w:val="left"/>
+      </w:pPr>
+      <w:r>
+        <w:rPr>
+          <w:rFonts w:ascii="Times New Roman" w:cs="Times New Roman" w:eastAsia="Times New Roman" w:hAnsi="Times New Roman"/>
+          <w:sz w:val="24"/>
+          <w:szCs w:val="24"/>
+        </w:rPr>
+        <w:t xml:space="preserve">Table 6.12  Outcome of each hypothesis</w:t>
       </w:r>
     </w:p>
     <w:p>
@@ -19831,7 +19887,7 @@
           <w:sz w:val="24"/>
           <w:szCs w:val="24"/>
         </w:rPr>
-        <w:t xml:space="preserve">To test whether our findings hold beyond one small model, and to explain them, we pre-registered six further hypotheses (C1–C6) with their test sets, models and statistical tests, and committed the document to the repository before running anything (paper/PREREGISTRATION_PART3.md). Three are complete and reported here. Three — a replication of the hybrid first-stage result on new real-speech test sets (Whisper-transcribed SD-QA, HeySQuAD and SLUE-SQA-5), training on real vs. synthetic speech errors (HeySQuAD), and distillation from a larger teacher (bge-reranker-v2-m3) — were still running on Kaggle at the time of writing.</w:t>
+        <w:t xml:space="preserve">To test whether our findings hold beyond one small model, and to explain them, we pre-registered six further hypotheses (C1–C6) with their test sets, models and statistical tests, and committed the document to the repository before running anything (paper/PREREGISTRATION_PART3.md). All six were run as specified and are reported here, including one that was not supported. The confirmatory test sets were new: SD-QA re-transcribed with Whisper base.en (704 questions × 11 dialects), HeySQuAD dev (1,002 human-spoken questions) and SLUE-SQA-5 test (2,382 real-speech questions).</w:t>
       </w:r>
     </w:p>
     <w:p>
@@ -20976,7 +21032,7 @@
           <w:sz w:val="24"/>
           <w:szCs w:val="24"/>
         </w:rPr>
-        <w:t xml:space="preserve">Each question was aligned word by word to its transcript and tagged with spaCy. A regression of the per-query change in nDCG@10 on the error rates of content words (nouns, names, numbers, adjectives, main verbs) and function words shows that content-word errors drive the loss: on SD-QA, losing all content words costs 0.65 nDCG@10, while function-word errors cause no harm; a single misrecognised named entity costs 0.27 on average (Table 6.9, Fig. 6.7). Among the spoken queries that lose effectiveness, in 53% (SD-QA) to 56% (BEIR telephone) of cases the relevant passage is no longer in the BM25 top-25, so the reranker never sees it.</w:t>
+        <w:t xml:space="preserve">Each question was aligned word by word to its transcript and tagged with spaCy. A regression of the per-query change in nDCG@10 on the error rates of content words (nouns, names, numbers, adjectives, main verbs) and function words shows that content-word errors drive the loss: on SD-QA, losing all content words costs 0.65 nDCG@10, while function-word errors cause no harm; a single misrecognised named entity costs 0.27 on average (Table 6.9, Fig. 6.7). Among the spoken queries that lose effectiveness, in 53–68% of cases on SD-QA and 56% on BEIR telephone the relevant passage is no longer in the BM25 top-25, so the reranker never sees it.</w:t>
       </w:r>
     </w:p>
     <w:p>
@@ -21148,6 +21204,136 @@
                 <w:szCs w:val="19"/>
               </w:rPr>
               <w:t xml:space="preserve">Recall-failure share</w:t>
+            </w:r>
+          </w:p>
+        </w:tc>
+      </w:tr>
+      <w:tr>
+        <w:tc>
+          <w:tcPr>
+            <w:tcW w:type="dxa" w:w="2200"/>
+            <w:tcBorders>
+              <w:top w:val="single" w:color="999999" w:sz="4"/>
+              <w:left w:val="single" w:color="999999" w:sz="4"/>
+              <w:bottom w:val="single" w:color="999999" w:sz="4"/>
+              <w:right w:val="single" w:color="999999" w:sz="4"/>
+            </w:tcBorders>
+            <w:tcMar>
+              <w:top w:type="dxa" w:w="40"/>
+              <w:left w:type="dxa" w:w="80"/>
+              <w:bottom w:type="dxa" w:w="40"/>
+              <w:right w:type="dxa" w:w="80"/>
+            </w:tcMar>
+          </w:tcPr>
+          <w:p>
+            <w:pPr>
+              <w:jc w:val="left"/>
+            </w:pPr>
+            <w:r>
+              <w:rPr>
+                <w:rFonts w:ascii="Times New Roman" w:cs="Times New Roman" w:eastAsia="Times New Roman" w:hAnsi="Times New Roman"/>
+                <w:b w:val="false"/>
+                <w:bCs w:val="false"/>
+                <w:sz w:val="19"/>
+                <w:szCs w:val="19"/>
+              </w:rPr>
+              <w:t xml:space="preserve">SD-QA (Whisper base.en)</w:t>
+            </w:r>
+          </w:p>
+        </w:tc>
+        <w:tc>
+          <w:tcPr>
+            <w:tcW w:type="dxa" w:w="2400"/>
+            <w:tcBorders>
+              <w:top w:val="single" w:color="999999" w:sz="4"/>
+              <w:left w:val="single" w:color="999999" w:sz="4"/>
+              <w:bottom w:val="single" w:color="999999" w:sz="4"/>
+              <w:right w:val="single" w:color="999999" w:sz="4"/>
+            </w:tcBorders>
+            <w:tcMar>
+              <w:top w:type="dxa" w:w="40"/>
+              <w:left w:type="dxa" w:w="80"/>
+              <w:bottom w:type="dxa" w:w="40"/>
+              <w:right w:type="dxa" w:w="80"/>
+            </w:tcMar>
+          </w:tcPr>
+          <w:p>
+            <w:pPr>
+              <w:jc w:val="center"/>
+            </w:pPr>
+            <w:r>
+              <w:rPr>
+                <w:rFonts w:ascii="Times New Roman" w:cs="Times New Roman" w:eastAsia="Times New Roman" w:hAnsi="Times New Roman"/>
+                <w:b w:val="false"/>
+                <w:bCs w:val="false"/>
+                <w:sz w:val="19"/>
+                <w:szCs w:val="19"/>
+              </w:rPr>
+              <w:t xml:space="preserve">−0.639 [−0.716, −0.569]</w:t>
+            </w:r>
+          </w:p>
+        </w:tc>
+        <w:tc>
+          <w:tcPr>
+            <w:tcW w:type="dxa" w:w="2400"/>
+            <w:tcBorders>
+              <w:top w:val="single" w:color="999999" w:sz="4"/>
+              <w:left w:val="single" w:color="999999" w:sz="4"/>
+              <w:bottom w:val="single" w:color="999999" w:sz="4"/>
+              <w:right w:val="single" w:color="999999" w:sz="4"/>
+            </w:tcBorders>
+            <w:tcMar>
+              <w:top w:type="dxa" w:w="40"/>
+              <w:left w:type="dxa" w:w="80"/>
+              <w:bottom w:type="dxa" w:w="40"/>
+              <w:right w:type="dxa" w:w="80"/>
+            </w:tcMar>
+          </w:tcPr>
+          <w:p>
+            <w:pPr>
+              <w:jc w:val="center"/>
+            </w:pPr>
+            <w:r>
+              <w:rPr>
+                <w:rFonts w:ascii="Times New Roman" w:cs="Times New Roman" w:eastAsia="Times New Roman" w:hAnsi="Times New Roman"/>
+                <w:b w:val="false"/>
+                <w:bCs w:val="false"/>
+                <w:sz w:val="19"/>
+                <w:szCs w:val="19"/>
+              </w:rPr>
+              <w:t xml:space="preserve">+0.046 [−0.016, +0.111]</w:t>
+            </w:r>
+          </w:p>
+        </w:tc>
+        <w:tc>
+          <w:tcPr>
+            <w:tcW w:type="dxa" w:w="2026"/>
+            <w:tcBorders>
+              <w:top w:val="single" w:color="999999" w:sz="4"/>
+              <w:left w:val="single" w:color="999999" w:sz="4"/>
+              <w:bottom w:val="single" w:color="999999" w:sz="4"/>
+              <w:right w:val="single" w:color="999999" w:sz="4"/>
+            </w:tcBorders>
+            <w:tcMar>
+              <w:top w:type="dxa" w:w="40"/>
+              <w:left w:type="dxa" w:w="80"/>
+              <w:bottom w:type="dxa" w:w="40"/>
+              <w:right w:type="dxa" w:w="80"/>
+            </w:tcMar>
+          </w:tcPr>
+          <w:p>
+            <w:pPr>
+              <w:jc w:val="center"/>
+            </w:pPr>
+            <w:r>
+              <w:rPr>
+                <w:rFonts w:ascii="Times New Roman" w:cs="Times New Roman" w:eastAsia="Times New Roman" w:hAnsi="Times New Roman"/>
+                <w:b w:val="false"/>
+                <w:bCs w:val="false"/>
+                <w:sz w:val="19"/>
+                <w:szCs w:val="19"/>
+              </w:rPr>
+              <w:t xml:space="preserve">68% [64, 72]</w:t>
             </w:r>
           </w:p>
         </w:tc>
@@ -21608,6 +21794,2264 @@
     </w:p>
     <w:p>
       <w:pPr>
+        <w:keepNext/>
+        <w:spacing w:after="80" w:before="160"/>
+      </w:pPr>
+      <w:r>
+        <w:rPr>
+          <w:rFonts w:ascii="Times New Roman" w:cs="Times New Roman" w:eastAsia="Times New Roman" w:hAnsi="Times New Roman"/>
+          <w:b/>
+          <w:bCs/>
+          <w:i/>
+          <w:iCs/>
+          <w:sz w:val="24"/>
+          <w:szCs w:val="24"/>
+        </w:rPr>
+        <w:t xml:space="preserve">C1: the first stage on new real speech (confirmed)</w:t>
+      </w:r>
+    </w:p>
+    <w:p>
+      <w:pPr>
+        <w:spacing w:after="140" w:before="0" w:line="330"/>
+        <w:jc w:val="both"/>
+      </w:pPr>
+      <w:r>
+        <w:rPr>
+          <w:rFonts w:ascii="Times New Roman" w:cs="Times New Roman" w:eastAsia="Times New Roman" w:hAnsi="Times New Roman"/>
+          <w:sz w:val="24"/>
+          <w:szCs w:val="24"/>
+        </w:rPr>
+        <w:t xml:space="preserve">Re-ranking a hybrid (BM25 + dense) candidate list beat re-ranking a BM25 list on all three new test sets, each significant after Holm correction: +0.085 nDCG@10 on SD-QA-Whisper, +0.046 on SLUE-SQA-5 and +0.010 on HeySQuAD (Table 6.10, Fig. 6.8). The Part 2 finding therefore holds on unseen data and a different recogniser.</w:t>
+      </w:r>
+    </w:p>
+    <w:p>
+      <w:pPr>
+        <w:keepNext/>
+        <w:spacing w:after="80" w:before="180"/>
+        <w:jc w:val="center"/>
+      </w:pPr>
+      <w:r>
+        <w:rPr>
+          <w:rFonts w:ascii="Times New Roman" w:cs="Times New Roman" w:eastAsia="Times New Roman" w:hAnsi="Times New Roman"/>
+          <w:b/>
+          <w:bCs/>
+          <w:sz w:val="20"/>
+          <w:szCs w:val="20"/>
+        </w:rPr>
+        <w:t xml:space="preserve">Table 6.10  C1: BM25 → ce-l6 vs. Hybrid → ce-l6 on new real-speech test sets</w:t>
+      </w:r>
+    </w:p>
+    <w:tbl>
+      <w:tblPr>
+        <w:tblW w:type="dxa" w:w="9026"/>
+        <w:jc w:val="center"/>
+        <w:tblBorders>
+          <w:top w:val="single" w:color="auto" w:sz="4"/>
+          <w:left w:val="single" w:color="auto" w:sz="4"/>
+          <w:bottom w:val="single" w:color="auto" w:sz="4"/>
+          <w:right w:val="single" w:color="auto" w:sz="4"/>
+          <w:insideH w:val="single" w:color="auto" w:sz="4"/>
+          <w:insideV w:val="single" w:color="auto" w:sz="4"/>
+        </w:tblBorders>
+      </w:tblPr>
+      <w:tblGrid>
+        <w:gridCol w:w="2226"/>
+        <w:gridCol w:w="1100"/>
+        <w:gridCol w:w="1400"/>
+        <w:gridCol w:w="1400"/>
+        <w:gridCol w:w="1300"/>
+        <w:gridCol w:w="1600"/>
+      </w:tblGrid>
+      <w:tr>
+        <w:trPr>
+          <w:tblHeader/>
+        </w:trPr>
+        <w:tc>
+          <w:tcPr>
+            <w:tcW w:type="dxa" w:w="2226"/>
+            <w:tcBorders>
+              <w:top w:val="single" w:color="999999" w:sz="4"/>
+              <w:left w:val="single" w:color="999999" w:sz="4"/>
+              <w:bottom w:val="single" w:color="999999" w:sz="4"/>
+              <w:right w:val="single" w:color="999999" w:sz="4"/>
+            </w:tcBorders>
+            <w:shd w:fill="E8EEF4" w:color="auto" w:val="clear"/>
+            <w:tcMar>
+              <w:top w:type="dxa" w:w="40"/>
+              <w:left w:type="dxa" w:w="80"/>
+              <w:bottom w:type="dxa" w:w="40"/>
+              <w:right w:type="dxa" w:w="80"/>
+            </w:tcMar>
+          </w:tcPr>
+          <w:p>
+            <w:pPr>
+              <w:jc w:val="left"/>
+            </w:pPr>
+            <w:r>
+              <w:rPr>
+                <w:rFonts w:ascii="Times New Roman" w:cs="Times New Roman" w:eastAsia="Times New Roman" w:hAnsi="Times New Roman"/>
+                <w:b/>
+                <w:bCs/>
+                <w:sz w:val="19"/>
+                <w:szCs w:val="19"/>
+              </w:rPr>
+              <w:t xml:space="preserve">Test set</w:t>
+            </w:r>
+          </w:p>
+        </w:tc>
+        <w:tc>
+          <w:tcPr>
+            <w:tcW w:type="dxa" w:w="1100"/>
+            <w:tcBorders>
+              <w:top w:val="single" w:color="999999" w:sz="4"/>
+              <w:left w:val="single" w:color="999999" w:sz="4"/>
+              <w:bottom w:val="single" w:color="999999" w:sz="4"/>
+              <w:right w:val="single" w:color="999999" w:sz="4"/>
+            </w:tcBorders>
+            <w:shd w:fill="E8EEF4" w:color="auto" w:val="clear"/>
+            <w:tcMar>
+              <w:top w:type="dxa" w:w="40"/>
+              <w:left w:type="dxa" w:w="80"/>
+              <w:bottom w:type="dxa" w:w="40"/>
+              <w:right w:type="dxa" w:w="80"/>
+            </w:tcMar>
+          </w:tcPr>
+          <w:p>
+            <w:pPr>
+              <w:jc w:val="center"/>
+            </w:pPr>
+            <w:r>
+              <w:rPr>
+                <w:rFonts w:ascii="Times New Roman" w:cs="Times New Roman" w:eastAsia="Times New Roman" w:hAnsi="Times New Roman"/>
+                <w:b/>
+                <w:bCs/>
+                <w:sz w:val="19"/>
+                <w:szCs w:val="19"/>
+              </w:rPr>
+              <w:t xml:space="preserve">Queries</w:t>
+            </w:r>
+          </w:p>
+        </w:tc>
+        <w:tc>
+          <w:tcPr>
+            <w:tcW w:type="dxa" w:w="1400"/>
+            <w:tcBorders>
+              <w:top w:val="single" w:color="999999" w:sz="4"/>
+              <w:left w:val="single" w:color="999999" w:sz="4"/>
+              <w:bottom w:val="single" w:color="999999" w:sz="4"/>
+              <w:right w:val="single" w:color="999999" w:sz="4"/>
+            </w:tcBorders>
+            <w:shd w:fill="E8EEF4" w:color="auto" w:val="clear"/>
+            <w:tcMar>
+              <w:top w:type="dxa" w:w="40"/>
+              <w:left w:type="dxa" w:w="80"/>
+              <w:bottom w:type="dxa" w:w="40"/>
+              <w:right w:type="dxa" w:w="80"/>
+            </w:tcMar>
+          </w:tcPr>
+          <w:p>
+            <w:pPr>
+              <w:jc w:val="center"/>
+            </w:pPr>
+            <w:r>
+              <w:rPr>
+                <w:rFonts w:ascii="Times New Roman" w:cs="Times New Roman" w:eastAsia="Times New Roman" w:hAnsi="Times New Roman"/>
+                <w:b/>
+                <w:bCs/>
+                <w:sz w:val="19"/>
+                <w:szCs w:val="19"/>
+              </w:rPr>
+              <w:t xml:space="preserve">BM25 → CE</w:t>
+            </w:r>
+          </w:p>
+        </w:tc>
+        <w:tc>
+          <w:tcPr>
+            <w:tcW w:type="dxa" w:w="1400"/>
+            <w:tcBorders>
+              <w:top w:val="single" w:color="999999" w:sz="4"/>
+              <w:left w:val="single" w:color="999999" w:sz="4"/>
+              <w:bottom w:val="single" w:color="999999" w:sz="4"/>
+              <w:right w:val="single" w:color="999999" w:sz="4"/>
+            </w:tcBorders>
+            <w:shd w:fill="E8EEF4" w:color="auto" w:val="clear"/>
+            <w:tcMar>
+              <w:top w:type="dxa" w:w="40"/>
+              <w:left w:type="dxa" w:w="80"/>
+              <w:bottom w:type="dxa" w:w="40"/>
+              <w:right w:type="dxa" w:w="80"/>
+            </w:tcMar>
+          </w:tcPr>
+          <w:p>
+            <w:pPr>
+              <w:jc w:val="center"/>
+            </w:pPr>
+            <w:r>
+              <w:rPr>
+                <w:rFonts w:ascii="Times New Roman" w:cs="Times New Roman" w:eastAsia="Times New Roman" w:hAnsi="Times New Roman"/>
+                <w:b/>
+                <w:bCs/>
+                <w:sz w:val="19"/>
+                <w:szCs w:val="19"/>
+              </w:rPr>
+              <w:t xml:space="preserve">Hybrid → CE</w:t>
+            </w:r>
+          </w:p>
+        </w:tc>
+        <w:tc>
+          <w:tcPr>
+            <w:tcW w:type="dxa" w:w="1300"/>
+            <w:tcBorders>
+              <w:top w:val="single" w:color="999999" w:sz="4"/>
+              <w:left w:val="single" w:color="999999" w:sz="4"/>
+              <w:bottom w:val="single" w:color="999999" w:sz="4"/>
+              <w:right w:val="single" w:color="999999" w:sz="4"/>
+            </w:tcBorders>
+            <w:shd w:fill="E8EEF4" w:color="auto" w:val="clear"/>
+            <w:tcMar>
+              <w:top w:type="dxa" w:w="40"/>
+              <w:left w:type="dxa" w:w="80"/>
+              <w:bottom w:type="dxa" w:w="40"/>
+              <w:right w:type="dxa" w:w="80"/>
+            </w:tcMar>
+          </w:tcPr>
+          <w:p>
+            <w:pPr>
+              <w:jc w:val="center"/>
+            </w:pPr>
+            <w:r>
+              <w:rPr>
+                <w:rFonts w:ascii="Times New Roman" w:cs="Times New Roman" w:eastAsia="Times New Roman" w:hAnsi="Times New Roman"/>
+                <w:b/>
+                <w:bCs/>
+                <w:sz w:val="19"/>
+                <w:szCs w:val="19"/>
+              </w:rPr>
+              <w:t xml:space="preserve">Δ</w:t>
+            </w:r>
+          </w:p>
+        </w:tc>
+        <w:tc>
+          <w:tcPr>
+            <w:tcW w:type="dxa" w:w="1600"/>
+            <w:tcBorders>
+              <w:top w:val="single" w:color="999999" w:sz="4"/>
+              <w:left w:val="single" w:color="999999" w:sz="4"/>
+              <w:bottom w:val="single" w:color="999999" w:sz="4"/>
+              <w:right w:val="single" w:color="999999" w:sz="4"/>
+            </w:tcBorders>
+            <w:shd w:fill="E8EEF4" w:color="auto" w:val="clear"/>
+            <w:tcMar>
+              <w:top w:type="dxa" w:w="40"/>
+              <w:left w:type="dxa" w:w="80"/>
+              <w:bottom w:type="dxa" w:w="40"/>
+              <w:right w:type="dxa" w:w="80"/>
+            </w:tcMar>
+          </w:tcPr>
+          <w:p>
+            <w:pPr>
+              <w:jc w:val="center"/>
+            </w:pPr>
+            <w:r>
+              <w:rPr>
+                <w:rFonts w:ascii="Times New Roman" w:cs="Times New Roman" w:eastAsia="Times New Roman" w:hAnsi="Times New Roman"/>
+                <w:b/>
+                <w:bCs/>
+                <w:sz w:val="19"/>
+                <w:szCs w:val="19"/>
+              </w:rPr>
+              <w:t xml:space="preserve">p (Holm)</w:t>
+            </w:r>
+          </w:p>
+        </w:tc>
+      </w:tr>
+      <w:tr>
+        <w:tc>
+          <w:tcPr>
+            <w:tcW w:type="dxa" w:w="2226"/>
+            <w:tcBorders>
+              <w:top w:val="single" w:color="999999" w:sz="4"/>
+              <w:left w:val="single" w:color="999999" w:sz="4"/>
+              <w:bottom w:val="single" w:color="999999" w:sz="4"/>
+              <w:right w:val="single" w:color="999999" w:sz="4"/>
+            </w:tcBorders>
+            <w:tcMar>
+              <w:top w:type="dxa" w:w="40"/>
+              <w:left w:type="dxa" w:w="80"/>
+              <w:bottom w:type="dxa" w:w="40"/>
+              <w:right w:type="dxa" w:w="80"/>
+            </w:tcMar>
+          </w:tcPr>
+          <w:p>
+            <w:pPr>
+              <w:jc w:val="left"/>
+            </w:pPr>
+            <w:r>
+              <w:rPr>
+                <w:rFonts w:ascii="Times New Roman" w:cs="Times New Roman" w:eastAsia="Times New Roman" w:hAnsi="Times New Roman"/>
+                <w:b w:val="false"/>
+                <w:bCs w:val="false"/>
+                <w:sz w:val="19"/>
+                <w:szCs w:val="19"/>
+              </w:rPr>
+              <w:t xml:space="preserve">SD-QA-Whisper</w:t>
+            </w:r>
+          </w:p>
+        </w:tc>
+        <w:tc>
+          <w:tcPr>
+            <w:tcW w:type="dxa" w:w="1100"/>
+            <w:tcBorders>
+              <w:top w:val="single" w:color="999999" w:sz="4"/>
+              <w:left w:val="single" w:color="999999" w:sz="4"/>
+              <w:bottom w:val="single" w:color="999999" w:sz="4"/>
+              <w:right w:val="single" w:color="999999" w:sz="4"/>
+            </w:tcBorders>
+            <w:tcMar>
+              <w:top w:type="dxa" w:w="40"/>
+              <w:left w:type="dxa" w:w="80"/>
+              <w:bottom w:type="dxa" w:w="40"/>
+              <w:right w:type="dxa" w:w="80"/>
+            </w:tcMar>
+          </w:tcPr>
+          <w:p>
+            <w:pPr>
+              <w:jc w:val="center"/>
+            </w:pPr>
+            <w:r>
+              <w:rPr>
+                <w:rFonts w:ascii="Times New Roman" w:cs="Times New Roman" w:eastAsia="Times New Roman" w:hAnsi="Times New Roman"/>
+                <w:b w:val="false"/>
+                <w:bCs w:val="false"/>
+                <w:sz w:val="19"/>
+                <w:szCs w:val="19"/>
+              </w:rPr>
+              <w:t xml:space="preserve">704</w:t>
+            </w:r>
+          </w:p>
+        </w:tc>
+        <w:tc>
+          <w:tcPr>
+            <w:tcW w:type="dxa" w:w="1400"/>
+            <w:tcBorders>
+              <w:top w:val="single" w:color="999999" w:sz="4"/>
+              <w:left w:val="single" w:color="999999" w:sz="4"/>
+              <w:bottom w:val="single" w:color="999999" w:sz="4"/>
+              <w:right w:val="single" w:color="999999" w:sz="4"/>
+            </w:tcBorders>
+            <w:tcMar>
+              <w:top w:type="dxa" w:w="40"/>
+              <w:left w:type="dxa" w:w="80"/>
+              <w:bottom w:type="dxa" w:w="40"/>
+              <w:right w:type="dxa" w:w="80"/>
+            </w:tcMar>
+          </w:tcPr>
+          <w:p>
+            <w:pPr>
+              <w:jc w:val="center"/>
+            </w:pPr>
+            <w:r>
+              <w:rPr>
+                <w:rFonts w:ascii="Times New Roman" w:cs="Times New Roman" w:eastAsia="Times New Roman" w:hAnsi="Times New Roman"/>
+                <w:b w:val="false"/>
+                <w:bCs w:val="false"/>
+                <w:sz w:val="19"/>
+                <w:szCs w:val="19"/>
+              </w:rPr>
+              <w:t xml:space="preserve">0.469</w:t>
+            </w:r>
+          </w:p>
+        </w:tc>
+        <w:tc>
+          <w:tcPr>
+            <w:tcW w:type="dxa" w:w="1400"/>
+            <w:tcBorders>
+              <w:top w:val="single" w:color="999999" w:sz="4"/>
+              <w:left w:val="single" w:color="999999" w:sz="4"/>
+              <w:bottom w:val="single" w:color="999999" w:sz="4"/>
+              <w:right w:val="single" w:color="999999" w:sz="4"/>
+            </w:tcBorders>
+            <w:tcMar>
+              <w:top w:type="dxa" w:w="40"/>
+              <w:left w:type="dxa" w:w="80"/>
+              <w:bottom w:type="dxa" w:w="40"/>
+              <w:right w:type="dxa" w:w="80"/>
+            </w:tcMar>
+          </w:tcPr>
+          <w:p>
+            <w:pPr>
+              <w:jc w:val="center"/>
+            </w:pPr>
+            <w:r>
+              <w:rPr>
+                <w:rFonts w:ascii="Times New Roman" w:cs="Times New Roman" w:eastAsia="Times New Roman" w:hAnsi="Times New Roman"/>
+                <w:b w:val="false"/>
+                <w:bCs w:val="false"/>
+                <w:sz w:val="19"/>
+                <w:szCs w:val="19"/>
+              </w:rPr>
+              <w:t xml:space="preserve">0.554</w:t>
+            </w:r>
+          </w:p>
+        </w:tc>
+        <w:tc>
+          <w:tcPr>
+            <w:tcW w:type="dxa" w:w="1300"/>
+            <w:tcBorders>
+              <w:top w:val="single" w:color="999999" w:sz="4"/>
+              <w:left w:val="single" w:color="999999" w:sz="4"/>
+              <w:bottom w:val="single" w:color="999999" w:sz="4"/>
+              <w:right w:val="single" w:color="999999" w:sz="4"/>
+            </w:tcBorders>
+            <w:tcMar>
+              <w:top w:type="dxa" w:w="40"/>
+              <w:left w:type="dxa" w:w="80"/>
+              <w:bottom w:type="dxa" w:w="40"/>
+              <w:right w:type="dxa" w:w="80"/>
+            </w:tcMar>
+          </w:tcPr>
+          <w:p>
+            <w:pPr>
+              <w:jc w:val="center"/>
+            </w:pPr>
+            <w:r>
+              <w:rPr>
+                <w:rFonts w:ascii="Times New Roman" w:cs="Times New Roman" w:eastAsia="Times New Roman" w:hAnsi="Times New Roman"/>
+                <w:b w:val="false"/>
+                <w:bCs w:val="false"/>
+                <w:sz w:val="19"/>
+                <w:szCs w:val="19"/>
+              </w:rPr>
+              <w:t xml:space="preserve">+0.085</w:t>
+            </w:r>
+          </w:p>
+        </w:tc>
+        <w:tc>
+          <w:tcPr>
+            <w:tcW w:type="dxa" w:w="1600"/>
+            <w:tcBorders>
+              <w:top w:val="single" w:color="999999" w:sz="4"/>
+              <w:left w:val="single" w:color="999999" w:sz="4"/>
+              <w:bottom w:val="single" w:color="999999" w:sz="4"/>
+              <w:right w:val="single" w:color="999999" w:sz="4"/>
+            </w:tcBorders>
+            <w:tcMar>
+              <w:top w:type="dxa" w:w="40"/>
+              <w:left w:type="dxa" w:w="80"/>
+              <w:bottom w:type="dxa" w:w="40"/>
+              <w:right w:type="dxa" w:w="80"/>
+            </w:tcMar>
+          </w:tcPr>
+          <w:p>
+            <w:pPr>
+              <w:jc w:val="center"/>
+            </w:pPr>
+            <w:r>
+              <w:rPr>
+                <w:rFonts w:ascii="Times New Roman" w:cs="Times New Roman" w:eastAsia="Times New Roman" w:hAnsi="Times New Roman"/>
+                <w:b w:val="false"/>
+                <w:bCs w:val="false"/>
+                <w:sz w:val="19"/>
+                <w:szCs w:val="19"/>
+              </w:rPr>
+              <w:t xml:space="preserve">&lt;0.001</w:t>
+            </w:r>
+          </w:p>
+        </w:tc>
+      </w:tr>
+      <w:tr>
+        <w:tc>
+          <w:tcPr>
+            <w:tcW w:type="dxa" w:w="2226"/>
+            <w:tcBorders>
+              <w:top w:val="single" w:color="999999" w:sz="4"/>
+              <w:left w:val="single" w:color="999999" w:sz="4"/>
+              <w:bottom w:val="single" w:color="999999" w:sz="4"/>
+              <w:right w:val="single" w:color="999999" w:sz="4"/>
+            </w:tcBorders>
+            <w:tcMar>
+              <w:top w:type="dxa" w:w="40"/>
+              <w:left w:type="dxa" w:w="80"/>
+              <w:bottom w:type="dxa" w:w="40"/>
+              <w:right w:type="dxa" w:w="80"/>
+            </w:tcMar>
+          </w:tcPr>
+          <w:p>
+            <w:pPr>
+              <w:jc w:val="left"/>
+            </w:pPr>
+            <w:r>
+              <w:rPr>
+                <w:rFonts w:ascii="Times New Roman" w:cs="Times New Roman" w:eastAsia="Times New Roman" w:hAnsi="Times New Roman"/>
+                <w:b w:val="false"/>
+                <w:bCs w:val="false"/>
+                <w:sz w:val="19"/>
+                <w:szCs w:val="19"/>
+              </w:rPr>
+              <w:t xml:space="preserve">HeySQuAD dev</w:t>
+            </w:r>
+          </w:p>
+        </w:tc>
+        <w:tc>
+          <w:tcPr>
+            <w:tcW w:type="dxa" w:w="1100"/>
+            <w:tcBorders>
+              <w:top w:val="single" w:color="999999" w:sz="4"/>
+              <w:left w:val="single" w:color="999999" w:sz="4"/>
+              <w:bottom w:val="single" w:color="999999" w:sz="4"/>
+              <w:right w:val="single" w:color="999999" w:sz="4"/>
+            </w:tcBorders>
+            <w:tcMar>
+              <w:top w:type="dxa" w:w="40"/>
+              <w:left w:type="dxa" w:w="80"/>
+              <w:bottom w:type="dxa" w:w="40"/>
+              <w:right w:type="dxa" w:w="80"/>
+            </w:tcMar>
+          </w:tcPr>
+          <w:p>
+            <w:pPr>
+              <w:jc w:val="center"/>
+            </w:pPr>
+            <w:r>
+              <w:rPr>
+                <w:rFonts w:ascii="Times New Roman" w:cs="Times New Roman" w:eastAsia="Times New Roman" w:hAnsi="Times New Roman"/>
+                <w:b w:val="false"/>
+                <w:bCs w:val="false"/>
+                <w:sz w:val="19"/>
+                <w:szCs w:val="19"/>
+              </w:rPr>
+              <w:t xml:space="preserve">1,002</w:t>
+            </w:r>
+          </w:p>
+        </w:tc>
+        <w:tc>
+          <w:tcPr>
+            <w:tcW w:type="dxa" w:w="1400"/>
+            <w:tcBorders>
+              <w:top w:val="single" w:color="999999" w:sz="4"/>
+              <w:left w:val="single" w:color="999999" w:sz="4"/>
+              <w:bottom w:val="single" w:color="999999" w:sz="4"/>
+              <w:right w:val="single" w:color="999999" w:sz="4"/>
+            </w:tcBorders>
+            <w:tcMar>
+              <w:top w:type="dxa" w:w="40"/>
+              <w:left w:type="dxa" w:w="80"/>
+              <w:bottom w:type="dxa" w:w="40"/>
+              <w:right w:type="dxa" w:w="80"/>
+            </w:tcMar>
+          </w:tcPr>
+          <w:p>
+            <w:pPr>
+              <w:jc w:val="center"/>
+            </w:pPr>
+            <w:r>
+              <w:rPr>
+                <w:rFonts w:ascii="Times New Roman" w:cs="Times New Roman" w:eastAsia="Times New Roman" w:hAnsi="Times New Roman"/>
+                <w:b w:val="false"/>
+                <w:bCs w:val="false"/>
+                <w:sz w:val="19"/>
+                <w:szCs w:val="19"/>
+              </w:rPr>
+              <w:t xml:space="preserve">0.896</w:t>
+            </w:r>
+          </w:p>
+        </w:tc>
+        <w:tc>
+          <w:tcPr>
+            <w:tcW w:type="dxa" w:w="1400"/>
+            <w:tcBorders>
+              <w:top w:val="single" w:color="999999" w:sz="4"/>
+              <w:left w:val="single" w:color="999999" w:sz="4"/>
+              <w:bottom w:val="single" w:color="999999" w:sz="4"/>
+              <w:right w:val="single" w:color="999999" w:sz="4"/>
+            </w:tcBorders>
+            <w:tcMar>
+              <w:top w:type="dxa" w:w="40"/>
+              <w:left w:type="dxa" w:w="80"/>
+              <w:bottom w:type="dxa" w:w="40"/>
+              <w:right w:type="dxa" w:w="80"/>
+            </w:tcMar>
+          </w:tcPr>
+          <w:p>
+            <w:pPr>
+              <w:jc w:val="center"/>
+            </w:pPr>
+            <w:r>
+              <w:rPr>
+                <w:rFonts w:ascii="Times New Roman" w:cs="Times New Roman" w:eastAsia="Times New Roman" w:hAnsi="Times New Roman"/>
+                <w:b w:val="false"/>
+                <w:bCs w:val="false"/>
+                <w:sz w:val="19"/>
+                <w:szCs w:val="19"/>
+              </w:rPr>
+              <w:t xml:space="preserve">0.906</w:t>
+            </w:r>
+          </w:p>
+        </w:tc>
+        <w:tc>
+          <w:tcPr>
+            <w:tcW w:type="dxa" w:w="1300"/>
+            <w:tcBorders>
+              <w:top w:val="single" w:color="999999" w:sz="4"/>
+              <w:left w:val="single" w:color="999999" w:sz="4"/>
+              <w:bottom w:val="single" w:color="999999" w:sz="4"/>
+              <w:right w:val="single" w:color="999999" w:sz="4"/>
+            </w:tcBorders>
+            <w:tcMar>
+              <w:top w:type="dxa" w:w="40"/>
+              <w:left w:type="dxa" w:w="80"/>
+              <w:bottom w:type="dxa" w:w="40"/>
+              <w:right w:type="dxa" w:w="80"/>
+            </w:tcMar>
+          </w:tcPr>
+          <w:p>
+            <w:pPr>
+              <w:jc w:val="center"/>
+            </w:pPr>
+            <w:r>
+              <w:rPr>
+                <w:rFonts w:ascii="Times New Roman" w:cs="Times New Roman" w:eastAsia="Times New Roman" w:hAnsi="Times New Roman"/>
+                <w:b w:val="false"/>
+                <w:bCs w:val="false"/>
+                <w:sz w:val="19"/>
+                <w:szCs w:val="19"/>
+              </w:rPr>
+              <w:t xml:space="preserve">+0.010</w:t>
+            </w:r>
+          </w:p>
+        </w:tc>
+        <w:tc>
+          <w:tcPr>
+            <w:tcW w:type="dxa" w:w="1600"/>
+            <w:tcBorders>
+              <w:top w:val="single" w:color="999999" w:sz="4"/>
+              <w:left w:val="single" w:color="999999" w:sz="4"/>
+              <w:bottom w:val="single" w:color="999999" w:sz="4"/>
+              <w:right w:val="single" w:color="999999" w:sz="4"/>
+            </w:tcBorders>
+            <w:tcMar>
+              <w:top w:type="dxa" w:w="40"/>
+              <w:left w:type="dxa" w:w="80"/>
+              <w:bottom w:type="dxa" w:w="40"/>
+              <w:right w:type="dxa" w:w="80"/>
+            </w:tcMar>
+          </w:tcPr>
+          <w:p>
+            <w:pPr>
+              <w:jc w:val="center"/>
+            </w:pPr>
+            <w:r>
+              <w:rPr>
+                <w:rFonts w:ascii="Times New Roman" w:cs="Times New Roman" w:eastAsia="Times New Roman" w:hAnsi="Times New Roman"/>
+                <w:b w:val="false"/>
+                <w:bCs w:val="false"/>
+                <w:sz w:val="19"/>
+                <w:szCs w:val="19"/>
+              </w:rPr>
+              <w:t xml:space="preserve">0.023</w:t>
+            </w:r>
+          </w:p>
+        </w:tc>
+      </w:tr>
+      <w:tr>
+        <w:tc>
+          <w:tcPr>
+            <w:tcW w:type="dxa" w:w="2226"/>
+            <w:tcBorders>
+              <w:top w:val="single" w:color="999999" w:sz="4"/>
+              <w:left w:val="single" w:color="999999" w:sz="4"/>
+              <w:bottom w:val="single" w:color="999999" w:sz="4"/>
+              <w:right w:val="single" w:color="999999" w:sz="4"/>
+            </w:tcBorders>
+            <w:tcMar>
+              <w:top w:type="dxa" w:w="40"/>
+              <w:left w:type="dxa" w:w="80"/>
+              <w:bottom w:type="dxa" w:w="40"/>
+              <w:right w:type="dxa" w:w="80"/>
+            </w:tcMar>
+          </w:tcPr>
+          <w:p>
+            <w:pPr>
+              <w:jc w:val="left"/>
+            </w:pPr>
+            <w:r>
+              <w:rPr>
+                <w:rFonts w:ascii="Times New Roman" w:cs="Times New Roman" w:eastAsia="Times New Roman" w:hAnsi="Times New Roman"/>
+                <w:b w:val="false"/>
+                <w:bCs w:val="false"/>
+                <w:sz w:val="19"/>
+                <w:szCs w:val="19"/>
+              </w:rPr>
+              <w:t xml:space="preserve">SLUE-SQA-5 test</w:t>
+            </w:r>
+          </w:p>
+        </w:tc>
+        <w:tc>
+          <w:tcPr>
+            <w:tcW w:type="dxa" w:w="1100"/>
+            <w:tcBorders>
+              <w:top w:val="single" w:color="999999" w:sz="4"/>
+              <w:left w:val="single" w:color="999999" w:sz="4"/>
+              <w:bottom w:val="single" w:color="999999" w:sz="4"/>
+              <w:right w:val="single" w:color="999999" w:sz="4"/>
+            </w:tcBorders>
+            <w:tcMar>
+              <w:top w:type="dxa" w:w="40"/>
+              <w:left w:type="dxa" w:w="80"/>
+              <w:bottom w:type="dxa" w:w="40"/>
+              <w:right w:type="dxa" w:w="80"/>
+            </w:tcMar>
+          </w:tcPr>
+          <w:p>
+            <w:pPr>
+              <w:jc w:val="center"/>
+            </w:pPr>
+            <w:r>
+              <w:rPr>
+                <w:rFonts w:ascii="Times New Roman" w:cs="Times New Roman" w:eastAsia="Times New Roman" w:hAnsi="Times New Roman"/>
+                <w:b w:val="false"/>
+                <w:bCs w:val="false"/>
+                <w:sz w:val="19"/>
+                <w:szCs w:val="19"/>
+              </w:rPr>
+              <w:t xml:space="preserve">2,382</w:t>
+            </w:r>
+          </w:p>
+        </w:tc>
+        <w:tc>
+          <w:tcPr>
+            <w:tcW w:type="dxa" w:w="1400"/>
+            <w:tcBorders>
+              <w:top w:val="single" w:color="999999" w:sz="4"/>
+              <w:left w:val="single" w:color="999999" w:sz="4"/>
+              <w:bottom w:val="single" w:color="999999" w:sz="4"/>
+              <w:right w:val="single" w:color="999999" w:sz="4"/>
+            </w:tcBorders>
+            <w:tcMar>
+              <w:top w:type="dxa" w:w="40"/>
+              <w:left w:type="dxa" w:w="80"/>
+              <w:bottom w:type="dxa" w:w="40"/>
+              <w:right w:type="dxa" w:w="80"/>
+            </w:tcMar>
+          </w:tcPr>
+          <w:p>
+            <w:pPr>
+              <w:jc w:val="center"/>
+            </w:pPr>
+            <w:r>
+              <w:rPr>
+                <w:rFonts w:ascii="Times New Roman" w:cs="Times New Roman" w:eastAsia="Times New Roman" w:hAnsi="Times New Roman"/>
+                <w:b w:val="false"/>
+                <w:bCs w:val="false"/>
+                <w:sz w:val="19"/>
+                <w:szCs w:val="19"/>
+              </w:rPr>
+              <w:t xml:space="preserve">0.469</w:t>
+            </w:r>
+          </w:p>
+        </w:tc>
+        <w:tc>
+          <w:tcPr>
+            <w:tcW w:type="dxa" w:w="1400"/>
+            <w:tcBorders>
+              <w:top w:val="single" w:color="999999" w:sz="4"/>
+              <w:left w:val="single" w:color="999999" w:sz="4"/>
+              <w:bottom w:val="single" w:color="999999" w:sz="4"/>
+              <w:right w:val="single" w:color="999999" w:sz="4"/>
+            </w:tcBorders>
+            <w:tcMar>
+              <w:top w:type="dxa" w:w="40"/>
+              <w:left w:type="dxa" w:w="80"/>
+              <w:bottom w:type="dxa" w:w="40"/>
+              <w:right w:type="dxa" w:w="80"/>
+            </w:tcMar>
+          </w:tcPr>
+          <w:p>
+            <w:pPr>
+              <w:jc w:val="center"/>
+            </w:pPr>
+            <w:r>
+              <w:rPr>
+                <w:rFonts w:ascii="Times New Roman" w:cs="Times New Roman" w:eastAsia="Times New Roman" w:hAnsi="Times New Roman"/>
+                <w:b w:val="false"/>
+                <w:bCs w:val="false"/>
+                <w:sz w:val="19"/>
+                <w:szCs w:val="19"/>
+              </w:rPr>
+              <w:t xml:space="preserve">0.515</w:t>
+            </w:r>
+          </w:p>
+        </w:tc>
+        <w:tc>
+          <w:tcPr>
+            <w:tcW w:type="dxa" w:w="1300"/>
+            <w:tcBorders>
+              <w:top w:val="single" w:color="999999" w:sz="4"/>
+              <w:left w:val="single" w:color="999999" w:sz="4"/>
+              <w:bottom w:val="single" w:color="999999" w:sz="4"/>
+              <w:right w:val="single" w:color="999999" w:sz="4"/>
+            </w:tcBorders>
+            <w:tcMar>
+              <w:top w:type="dxa" w:w="40"/>
+              <w:left w:type="dxa" w:w="80"/>
+              <w:bottom w:type="dxa" w:w="40"/>
+              <w:right w:type="dxa" w:w="80"/>
+            </w:tcMar>
+          </w:tcPr>
+          <w:p>
+            <w:pPr>
+              <w:jc w:val="center"/>
+            </w:pPr>
+            <w:r>
+              <w:rPr>
+                <w:rFonts w:ascii="Times New Roman" w:cs="Times New Roman" w:eastAsia="Times New Roman" w:hAnsi="Times New Roman"/>
+                <w:b w:val="false"/>
+                <w:bCs w:val="false"/>
+                <w:sz w:val="19"/>
+                <w:szCs w:val="19"/>
+              </w:rPr>
+              <w:t xml:space="preserve">+0.046</w:t>
+            </w:r>
+          </w:p>
+        </w:tc>
+        <w:tc>
+          <w:tcPr>
+            <w:tcW w:type="dxa" w:w="1600"/>
+            <w:tcBorders>
+              <w:top w:val="single" w:color="999999" w:sz="4"/>
+              <w:left w:val="single" w:color="999999" w:sz="4"/>
+              <w:bottom w:val="single" w:color="999999" w:sz="4"/>
+              <w:right w:val="single" w:color="999999" w:sz="4"/>
+            </w:tcBorders>
+            <w:tcMar>
+              <w:top w:type="dxa" w:w="40"/>
+              <w:left w:type="dxa" w:w="80"/>
+              <w:bottom w:type="dxa" w:w="40"/>
+              <w:right w:type="dxa" w:w="80"/>
+            </w:tcMar>
+          </w:tcPr>
+          <w:p>
+            <w:pPr>
+              <w:jc w:val="center"/>
+            </w:pPr>
+            <w:r>
+              <w:rPr>
+                <w:rFonts w:ascii="Times New Roman" w:cs="Times New Roman" w:eastAsia="Times New Roman" w:hAnsi="Times New Roman"/>
+                <w:b w:val="false"/>
+                <w:bCs w:val="false"/>
+                <w:sz w:val="19"/>
+                <w:szCs w:val="19"/>
+              </w:rPr>
+              <w:t xml:space="preserve">&lt;0.001</w:t>
+            </w:r>
+          </w:p>
+        </w:tc>
+      </w:tr>
+    </w:tbl>
+    <w:p>
+      <w:pPr>
+        <w:keepNext/>
+        <w:spacing w:before="120"/>
+        <w:jc w:val="center"/>
+      </w:pPr>
+      <w:r>
+        <w:drawing>
+          <wp:inline distT="0" distB="0" distL="0" distR="0">
+            <wp:extent cx="5334000" cy="1962150"/>
+            <wp:effectExtent t="0" r="0" b="0" l="0"/>
+            <wp:docPr id="9" name=""/>
+            <wp:cNvGraphicFramePr>
+              <a:graphicFrameLocks xmlns:a="http://schemas.openxmlformats.org/drawingml/2006/main" noChangeAspect="1"/>
+            </wp:cNvGraphicFramePr>
+            <a:graphic xmlns:a="http://schemas.openxmlformats.org/drawingml/2006/main">
+              <a:graphicData uri="http://schemas.openxmlformats.org/drawingml/2006/picture">
+                <pic:pic xmlns:pic="http://schemas.openxmlformats.org/drawingml/2006/picture">
+                  <pic:nvPicPr>
+                    <pic:cNvPr id="0" name="" descr=""/>
+                    <pic:cNvPicPr>
+                      <a:picLocks noChangeAspect="1" noChangeArrowheads="1"/>
+                    </pic:cNvPicPr>
+                  </pic:nvPicPr>
+                  <pic:blipFill>
+                    <a:blip r:embed="rId16" cstate="none"/>
+                    <a:srcRect/>
+                    <a:stretch>
+                      <a:fillRect/>
+                    </a:stretch>
+                  </pic:blipFill>
+                  <pic:spPr bwMode="auto">
+                    <a:xfrm>
+                      <a:off x="0" y="0"/>
+                      <a:ext cx="5334000" cy="1962150"/>
+                    </a:xfrm>
+                    <a:prstGeom prst="rect">
+                      <a:avLst/>
+                    </a:prstGeom>
+                  </pic:spPr>
+                </pic:pic>
+              </a:graphicData>
+            </a:graphic>
+          </wp:inline>
+        </w:drawing>
+      </w:r>
+    </w:p>
+    <w:p>
+      <w:pPr>
+        <w:spacing w:after="220" w:before="60"/>
+        <w:jc w:val="center"/>
+      </w:pPr>
+      <w:r>
+        <w:rPr>
+          <w:rFonts w:ascii="Times New Roman" w:cs="Times New Roman" w:eastAsia="Times New Roman" w:hAnsi="Times New Roman"/>
+          <w:i/>
+          <w:iCs/>
+          <w:sz w:val="20"/>
+          <w:szCs w:val="20"/>
+        </w:rPr>
+        <w:t xml:space="preserve">Fig. 6.8  Spoken-query nDCG@10 on the new real-speech test sets.</w:t>
+      </w:r>
+    </w:p>
+    <w:p>
+      <w:pPr>
+        <w:keepNext/>
+        <w:spacing w:after="80" w:before="160"/>
+      </w:pPr>
+      <w:r>
+        <w:rPr>
+          <w:rFonts w:ascii="Times New Roman" w:cs="Times New Roman" w:eastAsia="Times New Roman" w:hAnsi="Times New Roman"/>
+          <w:b/>
+          <w:bCs/>
+          <w:i/>
+          <w:iCs/>
+          <w:sz w:val="24"/>
+          <w:szCs w:val="24"/>
+        </w:rPr>
+        <w:t xml:space="preserve">C3: real vs. synthetic training noise (not supported)</w:t>
+      </w:r>
+    </w:p>
+    <w:p>
+      <w:pPr>
+        <w:spacing w:after="140" w:before="0" w:line="330"/>
+        <w:jc w:val="both"/>
+      </w:pPr>
+      <w:r>
+        <w:rPr>
+          <w:rFonts w:ascii="Times New Roman" w:cs="Times New Roman" w:eastAsia="Times New Roman" w:hAnsi="Times New Roman"/>
+          <w:sz w:val="24"/>
+          <w:szCs w:val="24"/>
+        </w:rPr>
+        <w:t xml:space="preserve">We trained the MiniLM reranker on the same 1,985 HeySQuAD questions with transcripts of the real human recordings or of synthetic Piper TTS speech. Contrary to our prediction, synthetic-noise training was never worse, and on SLUE-SQA-5 it was significantly better (labelled: 0.447 vs. 0.385; distillation: 0.467 vs. 0.421; p &lt; 0.001). The real transcripts had twice the word error rate of the synthetic ones (0.150 vs. 0.075), so more of them no longer expressed the question: at this scale, label noise outweighs realism (Table 6.11, Fig. 6.9).</w:t>
+      </w:r>
+    </w:p>
+    <w:p>
+      <w:pPr>
+        <w:keepNext/>
+        <w:spacing w:after="80" w:before="180"/>
+        <w:jc w:val="center"/>
+      </w:pPr>
+      <w:r>
+        <w:rPr>
+          <w:rFonts w:ascii="Times New Roman" w:cs="Times New Roman" w:eastAsia="Times New Roman" w:hAnsi="Times New Roman"/>
+          <w:b/>
+          <w:bCs/>
+          <w:sz w:val="20"/>
+          <w:szCs w:val="20"/>
+        </w:rPr>
+        <w:t xml:space="preserve">Table 6.11  C3: ce-l6 trained on HeySQuAD (nDCG@10, mean of 3 seeds)</w:t>
+      </w:r>
+    </w:p>
+    <w:tbl>
+      <w:tblPr>
+        <w:tblW w:type="dxa" w:w="9026"/>
+        <w:jc w:val="center"/>
+        <w:tblBorders>
+          <w:top w:val="single" w:color="auto" w:sz="4"/>
+          <w:left w:val="single" w:color="auto" w:sz="4"/>
+          <w:bottom w:val="single" w:color="auto" w:sz="4"/>
+          <w:right w:val="single" w:color="auto" w:sz="4"/>
+          <w:insideH w:val="single" w:color="auto" w:sz="4"/>
+          <w:insideV w:val="single" w:color="auto" w:sz="4"/>
+        </w:tblBorders>
+      </w:tblPr>
+      <w:tblGrid>
+        <w:gridCol w:w="2026"/>
+        <w:gridCol w:w="1100"/>
+        <w:gridCol w:w="1100"/>
+        <w:gridCol w:w="1200"/>
+        <w:gridCol w:w="1200"/>
+        <w:gridCol w:w="1200"/>
+        <w:gridCol w:w="1200"/>
+      </w:tblGrid>
+      <w:tr>
+        <w:trPr>
+          <w:tblHeader/>
+        </w:trPr>
+        <w:tc>
+          <w:tcPr>
+            <w:tcW w:type="dxa" w:w="2026"/>
+            <w:tcBorders>
+              <w:top w:val="single" w:color="999999" w:sz="4"/>
+              <w:left w:val="single" w:color="999999" w:sz="4"/>
+              <w:bottom w:val="single" w:color="999999" w:sz="4"/>
+              <w:right w:val="single" w:color="999999" w:sz="4"/>
+            </w:tcBorders>
+            <w:shd w:fill="E8EEF4" w:color="auto" w:val="clear"/>
+            <w:tcMar>
+              <w:top w:type="dxa" w:w="40"/>
+              <w:left w:type="dxa" w:w="80"/>
+              <w:bottom w:type="dxa" w:w="40"/>
+              <w:right w:type="dxa" w:w="80"/>
+            </w:tcMar>
+          </w:tcPr>
+          <w:p>
+            <w:pPr>
+              <w:jc w:val="left"/>
+            </w:pPr>
+            <w:r>
+              <w:rPr>
+                <w:rFonts w:ascii="Times New Roman" w:cs="Times New Roman" w:eastAsia="Times New Roman" w:hAnsi="Times New Roman"/>
+                <w:b/>
+                <w:bCs/>
+                <w:sz w:val="19"/>
+                <w:szCs w:val="19"/>
+              </w:rPr>
+              <w:t xml:space="preserve">Test set</w:t>
+            </w:r>
+          </w:p>
+        </w:tc>
+        <w:tc>
+          <w:tcPr>
+            <w:tcW w:type="dxa" w:w="1100"/>
+            <w:tcBorders>
+              <w:top w:val="single" w:color="999999" w:sz="4"/>
+              <w:left w:val="single" w:color="999999" w:sz="4"/>
+              <w:bottom w:val="single" w:color="999999" w:sz="4"/>
+              <w:right w:val="single" w:color="999999" w:sz="4"/>
+            </w:tcBorders>
+            <w:shd w:fill="E8EEF4" w:color="auto" w:val="clear"/>
+            <w:tcMar>
+              <w:top w:type="dxa" w:w="40"/>
+              <w:left w:type="dxa" w:w="80"/>
+              <w:bottom w:type="dxa" w:w="40"/>
+              <w:right w:type="dxa" w:w="80"/>
+            </w:tcMar>
+          </w:tcPr>
+          <w:p>
+            <w:pPr>
+              <w:jc w:val="center"/>
+            </w:pPr>
+            <w:r>
+              <w:rPr>
+                <w:rFonts w:ascii="Times New Roman" w:cs="Times New Roman" w:eastAsia="Times New Roman" w:hAnsi="Times New Roman"/>
+                <w:b/>
+                <w:bCs/>
+                <w:sz w:val="19"/>
+                <w:szCs w:val="19"/>
+              </w:rPr>
+              <w:t xml:space="preserve">Zero-shot</w:t>
+            </w:r>
+          </w:p>
+        </w:tc>
+        <w:tc>
+          <w:tcPr>
+            <w:tcW w:type="dxa" w:w="1100"/>
+            <w:tcBorders>
+              <w:top w:val="single" w:color="999999" w:sz="4"/>
+              <w:left w:val="single" w:color="999999" w:sz="4"/>
+              <w:bottom w:val="single" w:color="999999" w:sz="4"/>
+              <w:right w:val="single" w:color="999999" w:sz="4"/>
+            </w:tcBorders>
+            <w:shd w:fill="E8EEF4" w:color="auto" w:val="clear"/>
+            <w:tcMar>
+              <w:top w:type="dxa" w:w="40"/>
+              <w:left w:type="dxa" w:w="80"/>
+              <w:bottom w:type="dxa" w:w="40"/>
+              <w:right w:type="dxa" w:w="80"/>
+            </w:tcMar>
+          </w:tcPr>
+          <w:p>
+            <w:pPr>
+              <w:jc w:val="center"/>
+            </w:pPr>
+            <w:r>
+              <w:rPr>
+                <w:rFonts w:ascii="Times New Roman" w:cs="Times New Roman" w:eastAsia="Times New Roman" w:hAnsi="Times New Roman"/>
+                <w:b/>
+                <w:bCs/>
+                <w:sz w:val="19"/>
+                <w:szCs w:val="19"/>
+              </w:rPr>
+              <w:t xml:space="preserve">FT-clean</w:t>
+            </w:r>
+          </w:p>
+        </w:tc>
+        <w:tc>
+          <w:tcPr>
+            <w:tcW w:type="dxa" w:w="1200"/>
+            <w:tcBorders>
+              <w:top w:val="single" w:color="999999" w:sz="4"/>
+              <w:left w:val="single" w:color="999999" w:sz="4"/>
+              <w:bottom w:val="single" w:color="999999" w:sz="4"/>
+              <w:right w:val="single" w:color="999999" w:sz="4"/>
+            </w:tcBorders>
+            <w:shd w:fill="E8EEF4" w:color="auto" w:val="clear"/>
+            <w:tcMar>
+              <w:top w:type="dxa" w:w="40"/>
+              <w:left w:type="dxa" w:w="80"/>
+              <w:bottom w:type="dxa" w:w="40"/>
+              <w:right w:type="dxa" w:w="80"/>
+            </w:tcMar>
+          </w:tcPr>
+          <w:p>
+            <w:pPr>
+              <w:jc w:val="center"/>
+            </w:pPr>
+            <w:r>
+              <w:rPr>
+                <w:rFonts w:ascii="Times New Roman" w:cs="Times New Roman" w:eastAsia="Times New Roman" w:hAnsi="Times New Roman"/>
+                <w:b/>
+                <w:bCs/>
+                <w:sz w:val="19"/>
+                <w:szCs w:val="19"/>
+              </w:rPr>
+              <w:t xml:space="preserve">Noisy real</w:t>
+            </w:r>
+          </w:p>
+        </w:tc>
+        <w:tc>
+          <w:tcPr>
+            <w:tcW w:type="dxa" w:w="1200"/>
+            <w:tcBorders>
+              <w:top w:val="single" w:color="999999" w:sz="4"/>
+              <w:left w:val="single" w:color="999999" w:sz="4"/>
+              <w:bottom w:val="single" w:color="999999" w:sz="4"/>
+              <w:right w:val="single" w:color="999999" w:sz="4"/>
+            </w:tcBorders>
+            <w:shd w:fill="E8EEF4" w:color="auto" w:val="clear"/>
+            <w:tcMar>
+              <w:top w:type="dxa" w:w="40"/>
+              <w:left w:type="dxa" w:w="80"/>
+              <w:bottom w:type="dxa" w:w="40"/>
+              <w:right w:type="dxa" w:w="80"/>
+            </w:tcMar>
+          </w:tcPr>
+          <w:p>
+            <w:pPr>
+              <w:jc w:val="center"/>
+            </w:pPr>
+            <w:r>
+              <w:rPr>
+                <w:rFonts w:ascii="Times New Roman" w:cs="Times New Roman" w:eastAsia="Times New Roman" w:hAnsi="Times New Roman"/>
+                <w:b/>
+                <w:bCs/>
+                <w:sz w:val="19"/>
+                <w:szCs w:val="19"/>
+              </w:rPr>
+              <w:t xml:space="preserve">Noisy synth</w:t>
+            </w:r>
+          </w:p>
+        </w:tc>
+        <w:tc>
+          <w:tcPr>
+            <w:tcW w:type="dxa" w:w="1200"/>
+            <w:tcBorders>
+              <w:top w:val="single" w:color="999999" w:sz="4"/>
+              <w:left w:val="single" w:color="999999" w:sz="4"/>
+              <w:bottom w:val="single" w:color="999999" w:sz="4"/>
+              <w:right w:val="single" w:color="999999" w:sz="4"/>
+            </w:tcBorders>
+            <w:shd w:fill="E8EEF4" w:color="auto" w:val="clear"/>
+            <w:tcMar>
+              <w:top w:type="dxa" w:w="40"/>
+              <w:left w:type="dxa" w:w="80"/>
+              <w:bottom w:type="dxa" w:w="40"/>
+              <w:right w:type="dxa" w:w="80"/>
+            </w:tcMar>
+          </w:tcPr>
+          <w:p>
+            <w:pPr>
+              <w:jc w:val="center"/>
+            </w:pPr>
+            <w:r>
+              <w:rPr>
+                <w:rFonts w:ascii="Times New Roman" w:cs="Times New Roman" w:eastAsia="Times New Roman" w:hAnsi="Times New Roman"/>
+                <w:b/>
+                <w:bCs/>
+                <w:sz w:val="19"/>
+                <w:szCs w:val="19"/>
+              </w:rPr>
+              <w:t xml:space="preserve">Distill real</w:t>
+            </w:r>
+          </w:p>
+        </w:tc>
+        <w:tc>
+          <w:tcPr>
+            <w:tcW w:type="dxa" w:w="1200"/>
+            <w:tcBorders>
+              <w:top w:val="single" w:color="999999" w:sz="4"/>
+              <w:left w:val="single" w:color="999999" w:sz="4"/>
+              <w:bottom w:val="single" w:color="999999" w:sz="4"/>
+              <w:right w:val="single" w:color="999999" w:sz="4"/>
+            </w:tcBorders>
+            <w:shd w:fill="E8EEF4" w:color="auto" w:val="clear"/>
+            <w:tcMar>
+              <w:top w:type="dxa" w:w="40"/>
+              <w:left w:type="dxa" w:w="80"/>
+              <w:bottom w:type="dxa" w:w="40"/>
+              <w:right w:type="dxa" w:w="80"/>
+            </w:tcMar>
+          </w:tcPr>
+          <w:p>
+            <w:pPr>
+              <w:jc w:val="center"/>
+            </w:pPr>
+            <w:r>
+              <w:rPr>
+                <w:rFonts w:ascii="Times New Roman" w:cs="Times New Roman" w:eastAsia="Times New Roman" w:hAnsi="Times New Roman"/>
+                <w:b/>
+                <w:bCs/>
+                <w:sz w:val="19"/>
+                <w:szCs w:val="19"/>
+              </w:rPr>
+              <w:t xml:space="preserve">Distill synth</w:t>
+            </w:r>
+          </w:p>
+        </w:tc>
+      </w:tr>
+      <w:tr>
+        <w:tc>
+          <w:tcPr>
+            <w:tcW w:type="dxa" w:w="2026"/>
+            <w:tcBorders>
+              <w:top w:val="single" w:color="999999" w:sz="4"/>
+              <w:left w:val="single" w:color="999999" w:sz="4"/>
+              <w:bottom w:val="single" w:color="999999" w:sz="4"/>
+              <w:right w:val="single" w:color="999999" w:sz="4"/>
+            </w:tcBorders>
+            <w:tcMar>
+              <w:top w:type="dxa" w:w="40"/>
+              <w:left w:type="dxa" w:w="80"/>
+              <w:bottom w:type="dxa" w:w="40"/>
+              <w:right w:type="dxa" w:w="80"/>
+            </w:tcMar>
+          </w:tcPr>
+          <w:p>
+            <w:pPr>
+              <w:jc w:val="left"/>
+            </w:pPr>
+            <w:r>
+              <w:rPr>
+                <w:rFonts w:ascii="Times New Roman" w:cs="Times New Roman" w:eastAsia="Times New Roman" w:hAnsi="Times New Roman"/>
+                <w:b w:val="false"/>
+                <w:bCs w:val="false"/>
+                <w:sz w:val="19"/>
+                <w:szCs w:val="19"/>
+              </w:rPr>
+              <w:t xml:space="preserve">SD-QA-Whisper</w:t>
+            </w:r>
+          </w:p>
+        </w:tc>
+        <w:tc>
+          <w:tcPr>
+            <w:tcW w:type="dxa" w:w="1100"/>
+            <w:tcBorders>
+              <w:top w:val="single" w:color="999999" w:sz="4"/>
+              <w:left w:val="single" w:color="999999" w:sz="4"/>
+              <w:bottom w:val="single" w:color="999999" w:sz="4"/>
+              <w:right w:val="single" w:color="999999" w:sz="4"/>
+            </w:tcBorders>
+            <w:tcMar>
+              <w:top w:type="dxa" w:w="40"/>
+              <w:left w:type="dxa" w:w="80"/>
+              <w:bottom w:type="dxa" w:w="40"/>
+              <w:right w:type="dxa" w:w="80"/>
+            </w:tcMar>
+          </w:tcPr>
+          <w:p>
+            <w:pPr>
+              <w:jc w:val="center"/>
+            </w:pPr>
+            <w:r>
+              <w:rPr>
+                <w:rFonts w:ascii="Times New Roman" w:cs="Times New Roman" w:eastAsia="Times New Roman" w:hAnsi="Times New Roman"/>
+                <w:b w:val="false"/>
+                <w:bCs w:val="false"/>
+                <w:sz w:val="19"/>
+                <w:szCs w:val="19"/>
+              </w:rPr>
+              <w:t xml:space="preserve">0.469</w:t>
+            </w:r>
+          </w:p>
+        </w:tc>
+        <w:tc>
+          <w:tcPr>
+            <w:tcW w:type="dxa" w:w="1100"/>
+            <w:tcBorders>
+              <w:top w:val="single" w:color="999999" w:sz="4"/>
+              <w:left w:val="single" w:color="999999" w:sz="4"/>
+              <w:bottom w:val="single" w:color="999999" w:sz="4"/>
+              <w:right w:val="single" w:color="999999" w:sz="4"/>
+            </w:tcBorders>
+            <w:tcMar>
+              <w:top w:type="dxa" w:w="40"/>
+              <w:left w:type="dxa" w:w="80"/>
+              <w:bottom w:type="dxa" w:w="40"/>
+              <w:right w:type="dxa" w:w="80"/>
+            </w:tcMar>
+          </w:tcPr>
+          <w:p>
+            <w:pPr>
+              <w:jc w:val="center"/>
+            </w:pPr>
+            <w:r>
+              <w:rPr>
+                <w:rFonts w:ascii="Times New Roman" w:cs="Times New Roman" w:eastAsia="Times New Roman" w:hAnsi="Times New Roman"/>
+                <w:b w:val="false"/>
+                <w:bCs w:val="false"/>
+                <w:sz w:val="19"/>
+                <w:szCs w:val="19"/>
+              </w:rPr>
+              <w:t xml:space="preserve">0.452</w:t>
+            </w:r>
+          </w:p>
+        </w:tc>
+        <w:tc>
+          <w:tcPr>
+            <w:tcW w:type="dxa" w:w="1200"/>
+            <w:tcBorders>
+              <w:top w:val="single" w:color="999999" w:sz="4"/>
+              <w:left w:val="single" w:color="999999" w:sz="4"/>
+              <w:bottom w:val="single" w:color="999999" w:sz="4"/>
+              <w:right w:val="single" w:color="999999" w:sz="4"/>
+            </w:tcBorders>
+            <w:tcMar>
+              <w:top w:type="dxa" w:w="40"/>
+              <w:left w:type="dxa" w:w="80"/>
+              <w:bottom w:type="dxa" w:w="40"/>
+              <w:right w:type="dxa" w:w="80"/>
+            </w:tcMar>
+          </w:tcPr>
+          <w:p>
+            <w:pPr>
+              <w:jc w:val="center"/>
+            </w:pPr>
+            <w:r>
+              <w:rPr>
+                <w:rFonts w:ascii="Times New Roman" w:cs="Times New Roman" w:eastAsia="Times New Roman" w:hAnsi="Times New Roman"/>
+                <w:b w:val="false"/>
+                <w:bCs w:val="false"/>
+                <w:sz w:val="19"/>
+                <w:szCs w:val="19"/>
+              </w:rPr>
+              <w:t xml:space="preserve">0.455</w:t>
+            </w:r>
+          </w:p>
+        </w:tc>
+        <w:tc>
+          <w:tcPr>
+            <w:tcW w:type="dxa" w:w="1200"/>
+            <w:tcBorders>
+              <w:top w:val="single" w:color="999999" w:sz="4"/>
+              <w:left w:val="single" w:color="999999" w:sz="4"/>
+              <w:bottom w:val="single" w:color="999999" w:sz="4"/>
+              <w:right w:val="single" w:color="999999" w:sz="4"/>
+            </w:tcBorders>
+            <w:tcMar>
+              <w:top w:type="dxa" w:w="40"/>
+              <w:left w:type="dxa" w:w="80"/>
+              <w:bottom w:type="dxa" w:w="40"/>
+              <w:right w:type="dxa" w:w="80"/>
+            </w:tcMar>
+          </w:tcPr>
+          <w:p>
+            <w:pPr>
+              <w:jc w:val="center"/>
+            </w:pPr>
+            <w:r>
+              <w:rPr>
+                <w:rFonts w:ascii="Times New Roman" w:cs="Times New Roman" w:eastAsia="Times New Roman" w:hAnsi="Times New Roman"/>
+                <w:b w:val="false"/>
+                <w:bCs w:val="false"/>
+                <w:sz w:val="19"/>
+                <w:szCs w:val="19"/>
+              </w:rPr>
+              <w:t xml:space="preserve">0.459</w:t>
+            </w:r>
+          </w:p>
+        </w:tc>
+        <w:tc>
+          <w:tcPr>
+            <w:tcW w:type="dxa" w:w="1200"/>
+            <w:tcBorders>
+              <w:top w:val="single" w:color="999999" w:sz="4"/>
+              <w:left w:val="single" w:color="999999" w:sz="4"/>
+              <w:bottom w:val="single" w:color="999999" w:sz="4"/>
+              <w:right w:val="single" w:color="999999" w:sz="4"/>
+            </w:tcBorders>
+            <w:tcMar>
+              <w:top w:type="dxa" w:w="40"/>
+              <w:left w:type="dxa" w:w="80"/>
+              <w:bottom w:type="dxa" w:w="40"/>
+              <w:right w:type="dxa" w:w="80"/>
+            </w:tcMar>
+          </w:tcPr>
+          <w:p>
+            <w:pPr>
+              <w:jc w:val="center"/>
+            </w:pPr>
+            <w:r>
+              <w:rPr>
+                <w:rFonts w:ascii="Times New Roman" w:cs="Times New Roman" w:eastAsia="Times New Roman" w:hAnsi="Times New Roman"/>
+                <w:b w:val="false"/>
+                <w:bCs w:val="false"/>
+                <w:sz w:val="19"/>
+                <w:szCs w:val="19"/>
+              </w:rPr>
+              <w:t xml:space="preserve">0.473</w:t>
+            </w:r>
+          </w:p>
+        </w:tc>
+        <w:tc>
+          <w:tcPr>
+            <w:tcW w:type="dxa" w:w="1200"/>
+            <w:tcBorders>
+              <w:top w:val="single" w:color="999999" w:sz="4"/>
+              <w:left w:val="single" w:color="999999" w:sz="4"/>
+              <w:bottom w:val="single" w:color="999999" w:sz="4"/>
+              <w:right w:val="single" w:color="999999" w:sz="4"/>
+            </w:tcBorders>
+            <w:tcMar>
+              <w:top w:type="dxa" w:w="40"/>
+              <w:left w:type="dxa" w:w="80"/>
+              <w:bottom w:type="dxa" w:w="40"/>
+              <w:right w:type="dxa" w:w="80"/>
+            </w:tcMar>
+          </w:tcPr>
+          <w:p>
+            <w:pPr>
+              <w:jc w:val="center"/>
+            </w:pPr>
+            <w:r>
+              <w:rPr>
+                <w:rFonts w:ascii="Times New Roman" w:cs="Times New Roman" w:eastAsia="Times New Roman" w:hAnsi="Times New Roman"/>
+                <w:b w:val="false"/>
+                <w:bCs w:val="false"/>
+                <w:sz w:val="19"/>
+                <w:szCs w:val="19"/>
+              </w:rPr>
+              <w:t xml:space="preserve">0.475</w:t>
+            </w:r>
+          </w:p>
+        </w:tc>
+      </w:tr>
+      <w:tr>
+        <w:tc>
+          <w:tcPr>
+            <w:tcW w:type="dxa" w:w="2026"/>
+            <w:tcBorders>
+              <w:top w:val="single" w:color="999999" w:sz="4"/>
+              <w:left w:val="single" w:color="999999" w:sz="4"/>
+              <w:bottom w:val="single" w:color="999999" w:sz="4"/>
+              <w:right w:val="single" w:color="999999" w:sz="4"/>
+            </w:tcBorders>
+            <w:tcMar>
+              <w:top w:type="dxa" w:w="40"/>
+              <w:left w:type="dxa" w:w="80"/>
+              <w:bottom w:type="dxa" w:w="40"/>
+              <w:right w:type="dxa" w:w="80"/>
+            </w:tcMar>
+          </w:tcPr>
+          <w:p>
+            <w:pPr>
+              <w:jc w:val="left"/>
+            </w:pPr>
+            <w:r>
+              <w:rPr>
+                <w:rFonts w:ascii="Times New Roman" w:cs="Times New Roman" w:eastAsia="Times New Roman" w:hAnsi="Times New Roman"/>
+                <w:b w:val="false"/>
+                <w:bCs w:val="false"/>
+                <w:sz w:val="19"/>
+                <w:szCs w:val="19"/>
+              </w:rPr>
+              <w:t xml:space="preserve">SD-QA-Whisper, Indian</w:t>
+            </w:r>
+          </w:p>
+        </w:tc>
+        <w:tc>
+          <w:tcPr>
+            <w:tcW w:type="dxa" w:w="1100"/>
+            <w:tcBorders>
+              <w:top w:val="single" w:color="999999" w:sz="4"/>
+              <w:left w:val="single" w:color="999999" w:sz="4"/>
+              <w:bottom w:val="single" w:color="999999" w:sz="4"/>
+              <w:right w:val="single" w:color="999999" w:sz="4"/>
+            </w:tcBorders>
+            <w:tcMar>
+              <w:top w:type="dxa" w:w="40"/>
+              <w:left w:type="dxa" w:w="80"/>
+              <w:bottom w:type="dxa" w:w="40"/>
+              <w:right w:type="dxa" w:w="80"/>
+            </w:tcMar>
+          </w:tcPr>
+          <w:p>
+            <w:pPr>
+              <w:jc w:val="center"/>
+            </w:pPr>
+            <w:r>
+              <w:rPr>
+                <w:rFonts w:ascii="Times New Roman" w:cs="Times New Roman" w:eastAsia="Times New Roman" w:hAnsi="Times New Roman"/>
+                <w:b w:val="false"/>
+                <w:bCs w:val="false"/>
+                <w:sz w:val="19"/>
+                <w:szCs w:val="19"/>
+              </w:rPr>
+              <w:t xml:space="preserve">0.448</w:t>
+            </w:r>
+          </w:p>
+        </w:tc>
+        <w:tc>
+          <w:tcPr>
+            <w:tcW w:type="dxa" w:w="1100"/>
+            <w:tcBorders>
+              <w:top w:val="single" w:color="999999" w:sz="4"/>
+              <w:left w:val="single" w:color="999999" w:sz="4"/>
+              <w:bottom w:val="single" w:color="999999" w:sz="4"/>
+              <w:right w:val="single" w:color="999999" w:sz="4"/>
+            </w:tcBorders>
+            <w:tcMar>
+              <w:top w:type="dxa" w:w="40"/>
+              <w:left w:type="dxa" w:w="80"/>
+              <w:bottom w:type="dxa" w:w="40"/>
+              <w:right w:type="dxa" w:w="80"/>
+            </w:tcMar>
+          </w:tcPr>
+          <w:p>
+            <w:pPr>
+              <w:jc w:val="center"/>
+            </w:pPr>
+            <w:r>
+              <w:rPr>
+                <w:rFonts w:ascii="Times New Roman" w:cs="Times New Roman" w:eastAsia="Times New Roman" w:hAnsi="Times New Roman"/>
+                <w:b w:val="false"/>
+                <w:bCs w:val="false"/>
+                <w:sz w:val="19"/>
+                <w:szCs w:val="19"/>
+              </w:rPr>
+              <w:t xml:space="preserve">0.434</w:t>
+            </w:r>
+          </w:p>
+        </w:tc>
+        <w:tc>
+          <w:tcPr>
+            <w:tcW w:type="dxa" w:w="1200"/>
+            <w:tcBorders>
+              <w:top w:val="single" w:color="999999" w:sz="4"/>
+              <w:left w:val="single" w:color="999999" w:sz="4"/>
+              <w:bottom w:val="single" w:color="999999" w:sz="4"/>
+              <w:right w:val="single" w:color="999999" w:sz="4"/>
+            </w:tcBorders>
+            <w:tcMar>
+              <w:top w:type="dxa" w:w="40"/>
+              <w:left w:type="dxa" w:w="80"/>
+              <w:bottom w:type="dxa" w:w="40"/>
+              <w:right w:type="dxa" w:w="80"/>
+            </w:tcMar>
+          </w:tcPr>
+          <w:p>
+            <w:pPr>
+              <w:jc w:val="center"/>
+            </w:pPr>
+            <w:r>
+              <w:rPr>
+                <w:rFonts w:ascii="Times New Roman" w:cs="Times New Roman" w:eastAsia="Times New Roman" w:hAnsi="Times New Roman"/>
+                <w:b w:val="false"/>
+                <w:bCs w:val="false"/>
+                <w:sz w:val="19"/>
+                <w:szCs w:val="19"/>
+              </w:rPr>
+              <w:t xml:space="preserve">0.436</w:t>
+            </w:r>
+          </w:p>
+        </w:tc>
+        <w:tc>
+          <w:tcPr>
+            <w:tcW w:type="dxa" w:w="1200"/>
+            <w:tcBorders>
+              <w:top w:val="single" w:color="999999" w:sz="4"/>
+              <w:left w:val="single" w:color="999999" w:sz="4"/>
+              <w:bottom w:val="single" w:color="999999" w:sz="4"/>
+              <w:right w:val="single" w:color="999999" w:sz="4"/>
+            </w:tcBorders>
+            <w:tcMar>
+              <w:top w:type="dxa" w:w="40"/>
+              <w:left w:type="dxa" w:w="80"/>
+              <w:bottom w:type="dxa" w:w="40"/>
+              <w:right w:type="dxa" w:w="80"/>
+            </w:tcMar>
+          </w:tcPr>
+          <w:p>
+            <w:pPr>
+              <w:jc w:val="center"/>
+            </w:pPr>
+            <w:r>
+              <w:rPr>
+                <w:rFonts w:ascii="Times New Roman" w:cs="Times New Roman" w:eastAsia="Times New Roman" w:hAnsi="Times New Roman"/>
+                <w:b w:val="false"/>
+                <w:bCs w:val="false"/>
+                <w:sz w:val="19"/>
+                <w:szCs w:val="19"/>
+              </w:rPr>
+              <w:t xml:space="preserve">0.441</w:t>
+            </w:r>
+          </w:p>
+        </w:tc>
+        <w:tc>
+          <w:tcPr>
+            <w:tcW w:type="dxa" w:w="1200"/>
+            <w:tcBorders>
+              <w:top w:val="single" w:color="999999" w:sz="4"/>
+              <w:left w:val="single" w:color="999999" w:sz="4"/>
+              <w:bottom w:val="single" w:color="999999" w:sz="4"/>
+              <w:right w:val="single" w:color="999999" w:sz="4"/>
+            </w:tcBorders>
+            <w:tcMar>
+              <w:top w:type="dxa" w:w="40"/>
+              <w:left w:type="dxa" w:w="80"/>
+              <w:bottom w:type="dxa" w:w="40"/>
+              <w:right w:type="dxa" w:w="80"/>
+            </w:tcMar>
+          </w:tcPr>
+          <w:p>
+            <w:pPr>
+              <w:jc w:val="center"/>
+            </w:pPr>
+            <w:r>
+              <w:rPr>
+                <w:rFonts w:ascii="Times New Roman" w:cs="Times New Roman" w:eastAsia="Times New Roman" w:hAnsi="Times New Roman"/>
+                <w:b w:val="false"/>
+                <w:bCs w:val="false"/>
+                <w:sz w:val="19"/>
+                <w:szCs w:val="19"/>
+              </w:rPr>
+              <w:t xml:space="preserve">0.451</w:t>
+            </w:r>
+          </w:p>
+        </w:tc>
+        <w:tc>
+          <w:tcPr>
+            <w:tcW w:type="dxa" w:w="1200"/>
+            <w:tcBorders>
+              <w:top w:val="single" w:color="999999" w:sz="4"/>
+              <w:left w:val="single" w:color="999999" w:sz="4"/>
+              <w:bottom w:val="single" w:color="999999" w:sz="4"/>
+              <w:right w:val="single" w:color="999999" w:sz="4"/>
+            </w:tcBorders>
+            <w:tcMar>
+              <w:top w:type="dxa" w:w="40"/>
+              <w:left w:type="dxa" w:w="80"/>
+              <w:bottom w:type="dxa" w:w="40"/>
+              <w:right w:type="dxa" w:w="80"/>
+            </w:tcMar>
+          </w:tcPr>
+          <w:p>
+            <w:pPr>
+              <w:jc w:val="center"/>
+            </w:pPr>
+            <w:r>
+              <w:rPr>
+                <w:rFonts w:ascii="Times New Roman" w:cs="Times New Roman" w:eastAsia="Times New Roman" w:hAnsi="Times New Roman"/>
+                <w:b w:val="false"/>
+                <w:bCs w:val="false"/>
+                <w:sz w:val="19"/>
+                <w:szCs w:val="19"/>
+              </w:rPr>
+              <w:t xml:space="preserve">0.453</w:t>
+            </w:r>
+          </w:p>
+        </w:tc>
+      </w:tr>
+      <w:tr>
+        <w:tc>
+          <w:tcPr>
+            <w:tcW w:type="dxa" w:w="2026"/>
+            <w:tcBorders>
+              <w:top w:val="single" w:color="999999" w:sz="4"/>
+              <w:left w:val="single" w:color="999999" w:sz="4"/>
+              <w:bottom w:val="single" w:color="999999" w:sz="4"/>
+              <w:right w:val="single" w:color="999999" w:sz="4"/>
+            </w:tcBorders>
+            <w:tcMar>
+              <w:top w:type="dxa" w:w="40"/>
+              <w:left w:type="dxa" w:w="80"/>
+              <w:bottom w:type="dxa" w:w="40"/>
+              <w:right w:type="dxa" w:w="80"/>
+            </w:tcMar>
+          </w:tcPr>
+          <w:p>
+            <w:pPr>
+              <w:jc w:val="left"/>
+            </w:pPr>
+            <w:r>
+              <w:rPr>
+                <w:rFonts w:ascii="Times New Roman" w:cs="Times New Roman" w:eastAsia="Times New Roman" w:hAnsi="Times New Roman"/>
+                <w:b w:val="false"/>
+                <w:bCs w:val="false"/>
+                <w:sz w:val="19"/>
+                <w:szCs w:val="19"/>
+              </w:rPr>
+              <w:t xml:space="preserve">SLUE-SQA-5 test</w:t>
+            </w:r>
+          </w:p>
+        </w:tc>
+        <w:tc>
+          <w:tcPr>
+            <w:tcW w:type="dxa" w:w="1100"/>
+            <w:tcBorders>
+              <w:top w:val="single" w:color="999999" w:sz="4"/>
+              <w:left w:val="single" w:color="999999" w:sz="4"/>
+              <w:bottom w:val="single" w:color="999999" w:sz="4"/>
+              <w:right w:val="single" w:color="999999" w:sz="4"/>
+            </w:tcBorders>
+            <w:tcMar>
+              <w:top w:type="dxa" w:w="40"/>
+              <w:left w:type="dxa" w:w="80"/>
+              <w:bottom w:type="dxa" w:w="40"/>
+              <w:right w:type="dxa" w:w="80"/>
+            </w:tcMar>
+          </w:tcPr>
+          <w:p>
+            <w:pPr>
+              <w:jc w:val="center"/>
+            </w:pPr>
+            <w:r>
+              <w:rPr>
+                <w:rFonts w:ascii="Times New Roman" w:cs="Times New Roman" w:eastAsia="Times New Roman" w:hAnsi="Times New Roman"/>
+                <w:b w:val="false"/>
+                <w:bCs w:val="false"/>
+                <w:sz w:val="19"/>
+                <w:szCs w:val="19"/>
+              </w:rPr>
+              <w:t xml:space="preserve">0.469</w:t>
+            </w:r>
+          </w:p>
+        </w:tc>
+        <w:tc>
+          <w:tcPr>
+            <w:tcW w:type="dxa" w:w="1100"/>
+            <w:tcBorders>
+              <w:top w:val="single" w:color="999999" w:sz="4"/>
+              <w:left w:val="single" w:color="999999" w:sz="4"/>
+              <w:bottom w:val="single" w:color="999999" w:sz="4"/>
+              <w:right w:val="single" w:color="999999" w:sz="4"/>
+            </w:tcBorders>
+            <w:tcMar>
+              <w:top w:type="dxa" w:w="40"/>
+              <w:left w:type="dxa" w:w="80"/>
+              <w:bottom w:type="dxa" w:w="40"/>
+              <w:right w:type="dxa" w:w="80"/>
+            </w:tcMar>
+          </w:tcPr>
+          <w:p>
+            <w:pPr>
+              <w:jc w:val="center"/>
+            </w:pPr>
+            <w:r>
+              <w:rPr>
+                <w:rFonts w:ascii="Times New Roman" w:cs="Times New Roman" w:eastAsia="Times New Roman" w:hAnsi="Times New Roman"/>
+                <w:b w:val="false"/>
+                <w:bCs w:val="false"/>
+                <w:sz w:val="19"/>
+                <w:szCs w:val="19"/>
+              </w:rPr>
+              <w:t xml:space="preserve">0.450</w:t>
+            </w:r>
+          </w:p>
+        </w:tc>
+        <w:tc>
+          <w:tcPr>
+            <w:tcW w:type="dxa" w:w="1200"/>
+            <w:tcBorders>
+              <w:top w:val="single" w:color="999999" w:sz="4"/>
+              <w:left w:val="single" w:color="999999" w:sz="4"/>
+              <w:bottom w:val="single" w:color="999999" w:sz="4"/>
+              <w:right w:val="single" w:color="999999" w:sz="4"/>
+            </w:tcBorders>
+            <w:tcMar>
+              <w:top w:type="dxa" w:w="40"/>
+              <w:left w:type="dxa" w:w="80"/>
+              <w:bottom w:type="dxa" w:w="40"/>
+              <w:right w:type="dxa" w:w="80"/>
+            </w:tcMar>
+          </w:tcPr>
+          <w:p>
+            <w:pPr>
+              <w:jc w:val="center"/>
+            </w:pPr>
+            <w:r>
+              <w:rPr>
+                <w:rFonts w:ascii="Times New Roman" w:cs="Times New Roman" w:eastAsia="Times New Roman" w:hAnsi="Times New Roman"/>
+                <w:b w:val="false"/>
+                <w:bCs w:val="false"/>
+                <w:sz w:val="19"/>
+                <w:szCs w:val="19"/>
+              </w:rPr>
+              <w:t xml:space="preserve">0.385</w:t>
+            </w:r>
+          </w:p>
+        </w:tc>
+        <w:tc>
+          <w:tcPr>
+            <w:tcW w:type="dxa" w:w="1200"/>
+            <w:tcBorders>
+              <w:top w:val="single" w:color="999999" w:sz="4"/>
+              <w:left w:val="single" w:color="999999" w:sz="4"/>
+              <w:bottom w:val="single" w:color="999999" w:sz="4"/>
+              <w:right w:val="single" w:color="999999" w:sz="4"/>
+            </w:tcBorders>
+            <w:tcMar>
+              <w:top w:type="dxa" w:w="40"/>
+              <w:left w:type="dxa" w:w="80"/>
+              <w:bottom w:type="dxa" w:w="40"/>
+              <w:right w:type="dxa" w:w="80"/>
+            </w:tcMar>
+          </w:tcPr>
+          <w:p>
+            <w:pPr>
+              <w:jc w:val="center"/>
+            </w:pPr>
+            <w:r>
+              <w:rPr>
+                <w:rFonts w:ascii="Times New Roman" w:cs="Times New Roman" w:eastAsia="Times New Roman" w:hAnsi="Times New Roman"/>
+                <w:b w:val="false"/>
+                <w:bCs w:val="false"/>
+                <w:sz w:val="19"/>
+                <w:szCs w:val="19"/>
+              </w:rPr>
+              <w:t xml:space="preserve">0.447</w:t>
+            </w:r>
+          </w:p>
+        </w:tc>
+        <w:tc>
+          <w:tcPr>
+            <w:tcW w:type="dxa" w:w="1200"/>
+            <w:tcBorders>
+              <w:top w:val="single" w:color="999999" w:sz="4"/>
+              <w:left w:val="single" w:color="999999" w:sz="4"/>
+              <w:bottom w:val="single" w:color="999999" w:sz="4"/>
+              <w:right w:val="single" w:color="999999" w:sz="4"/>
+            </w:tcBorders>
+            <w:tcMar>
+              <w:top w:type="dxa" w:w="40"/>
+              <w:left w:type="dxa" w:w="80"/>
+              <w:bottom w:type="dxa" w:w="40"/>
+              <w:right w:type="dxa" w:w="80"/>
+            </w:tcMar>
+          </w:tcPr>
+          <w:p>
+            <w:pPr>
+              <w:jc w:val="center"/>
+            </w:pPr>
+            <w:r>
+              <w:rPr>
+                <w:rFonts w:ascii="Times New Roman" w:cs="Times New Roman" w:eastAsia="Times New Roman" w:hAnsi="Times New Roman"/>
+                <w:b w:val="false"/>
+                <w:bCs w:val="false"/>
+                <w:sz w:val="19"/>
+                <w:szCs w:val="19"/>
+              </w:rPr>
+              <w:t xml:space="preserve">0.421</w:t>
+            </w:r>
+          </w:p>
+        </w:tc>
+        <w:tc>
+          <w:tcPr>
+            <w:tcW w:type="dxa" w:w="1200"/>
+            <w:tcBorders>
+              <w:top w:val="single" w:color="999999" w:sz="4"/>
+              <w:left w:val="single" w:color="999999" w:sz="4"/>
+              <w:bottom w:val="single" w:color="999999" w:sz="4"/>
+              <w:right w:val="single" w:color="999999" w:sz="4"/>
+            </w:tcBorders>
+            <w:tcMar>
+              <w:top w:type="dxa" w:w="40"/>
+              <w:left w:type="dxa" w:w="80"/>
+              <w:bottom w:type="dxa" w:w="40"/>
+              <w:right w:type="dxa" w:w="80"/>
+            </w:tcMar>
+          </w:tcPr>
+          <w:p>
+            <w:pPr>
+              <w:jc w:val="center"/>
+            </w:pPr>
+            <w:r>
+              <w:rPr>
+                <w:rFonts w:ascii="Times New Roman" w:cs="Times New Roman" w:eastAsia="Times New Roman" w:hAnsi="Times New Roman"/>
+                <w:b w:val="false"/>
+                <w:bCs w:val="false"/>
+                <w:sz w:val="19"/>
+                <w:szCs w:val="19"/>
+              </w:rPr>
+              <w:t xml:space="preserve">0.467</w:t>
+            </w:r>
+          </w:p>
+        </w:tc>
+      </w:tr>
+      <w:tr>
+        <w:tc>
+          <w:tcPr>
+            <w:tcW w:type="dxa" w:w="2026"/>
+            <w:tcBorders>
+              <w:top w:val="single" w:color="999999" w:sz="4"/>
+              <w:left w:val="single" w:color="999999" w:sz="4"/>
+              <w:bottom w:val="single" w:color="999999" w:sz="4"/>
+              <w:right w:val="single" w:color="999999" w:sz="4"/>
+            </w:tcBorders>
+            <w:tcMar>
+              <w:top w:type="dxa" w:w="40"/>
+              <w:left w:type="dxa" w:w="80"/>
+              <w:bottom w:type="dxa" w:w="40"/>
+              <w:right w:type="dxa" w:w="80"/>
+            </w:tcMar>
+          </w:tcPr>
+          <w:p>
+            <w:pPr>
+              <w:jc w:val="left"/>
+            </w:pPr>
+            <w:r>
+              <w:rPr>
+                <w:rFonts w:ascii="Times New Roman" w:cs="Times New Roman" w:eastAsia="Times New Roman" w:hAnsi="Times New Roman"/>
+                <w:b w:val="false"/>
+                <w:bCs w:val="false"/>
+                <w:sz w:val="19"/>
+                <w:szCs w:val="19"/>
+              </w:rPr>
+              <w:t xml:space="preserve">HeySQuAD dev</w:t>
+            </w:r>
+          </w:p>
+        </w:tc>
+        <w:tc>
+          <w:tcPr>
+            <w:tcW w:type="dxa" w:w="1100"/>
+            <w:tcBorders>
+              <w:top w:val="single" w:color="999999" w:sz="4"/>
+              <w:left w:val="single" w:color="999999" w:sz="4"/>
+              <w:bottom w:val="single" w:color="999999" w:sz="4"/>
+              <w:right w:val="single" w:color="999999" w:sz="4"/>
+            </w:tcBorders>
+            <w:tcMar>
+              <w:top w:type="dxa" w:w="40"/>
+              <w:left w:type="dxa" w:w="80"/>
+              <w:bottom w:type="dxa" w:w="40"/>
+              <w:right w:type="dxa" w:w="80"/>
+            </w:tcMar>
+          </w:tcPr>
+          <w:p>
+            <w:pPr>
+              <w:jc w:val="center"/>
+            </w:pPr>
+            <w:r>
+              <w:rPr>
+                <w:rFonts w:ascii="Times New Roman" w:cs="Times New Roman" w:eastAsia="Times New Roman" w:hAnsi="Times New Roman"/>
+                <w:b w:val="false"/>
+                <w:bCs w:val="false"/>
+                <w:sz w:val="19"/>
+                <w:szCs w:val="19"/>
+              </w:rPr>
+              <w:t xml:space="preserve">0.896</w:t>
+            </w:r>
+          </w:p>
+        </w:tc>
+        <w:tc>
+          <w:tcPr>
+            <w:tcW w:type="dxa" w:w="1100"/>
+            <w:tcBorders>
+              <w:top w:val="single" w:color="999999" w:sz="4"/>
+              <w:left w:val="single" w:color="999999" w:sz="4"/>
+              <w:bottom w:val="single" w:color="999999" w:sz="4"/>
+              <w:right w:val="single" w:color="999999" w:sz="4"/>
+            </w:tcBorders>
+            <w:tcMar>
+              <w:top w:type="dxa" w:w="40"/>
+              <w:left w:type="dxa" w:w="80"/>
+              <w:bottom w:type="dxa" w:w="40"/>
+              <w:right w:type="dxa" w:w="80"/>
+            </w:tcMar>
+          </w:tcPr>
+          <w:p>
+            <w:pPr>
+              <w:jc w:val="center"/>
+            </w:pPr>
+            <w:r>
+              <w:rPr>
+                <w:rFonts w:ascii="Times New Roman" w:cs="Times New Roman" w:eastAsia="Times New Roman" w:hAnsi="Times New Roman"/>
+                <w:b w:val="false"/>
+                <w:bCs w:val="false"/>
+                <w:sz w:val="19"/>
+                <w:szCs w:val="19"/>
+              </w:rPr>
+              <w:t xml:space="preserve">0.906</w:t>
+            </w:r>
+          </w:p>
+        </w:tc>
+        <w:tc>
+          <w:tcPr>
+            <w:tcW w:type="dxa" w:w="1200"/>
+            <w:tcBorders>
+              <w:top w:val="single" w:color="999999" w:sz="4"/>
+              <w:left w:val="single" w:color="999999" w:sz="4"/>
+              <w:bottom w:val="single" w:color="999999" w:sz="4"/>
+              <w:right w:val="single" w:color="999999" w:sz="4"/>
+            </w:tcBorders>
+            <w:tcMar>
+              <w:top w:type="dxa" w:w="40"/>
+              <w:left w:type="dxa" w:w="80"/>
+              <w:bottom w:type="dxa" w:w="40"/>
+              <w:right w:type="dxa" w:w="80"/>
+            </w:tcMar>
+          </w:tcPr>
+          <w:p>
+            <w:pPr>
+              <w:jc w:val="center"/>
+            </w:pPr>
+            <w:r>
+              <w:rPr>
+                <w:rFonts w:ascii="Times New Roman" w:cs="Times New Roman" w:eastAsia="Times New Roman" w:hAnsi="Times New Roman"/>
+                <w:b w:val="false"/>
+                <w:bCs w:val="false"/>
+                <w:sz w:val="19"/>
+                <w:szCs w:val="19"/>
+              </w:rPr>
+              <w:t xml:space="preserve">0.904</w:t>
+            </w:r>
+          </w:p>
+        </w:tc>
+        <w:tc>
+          <w:tcPr>
+            <w:tcW w:type="dxa" w:w="1200"/>
+            <w:tcBorders>
+              <w:top w:val="single" w:color="999999" w:sz="4"/>
+              <w:left w:val="single" w:color="999999" w:sz="4"/>
+              <w:bottom w:val="single" w:color="999999" w:sz="4"/>
+              <w:right w:val="single" w:color="999999" w:sz="4"/>
+            </w:tcBorders>
+            <w:tcMar>
+              <w:top w:type="dxa" w:w="40"/>
+              <w:left w:type="dxa" w:w="80"/>
+              <w:bottom w:type="dxa" w:w="40"/>
+              <w:right w:type="dxa" w:w="80"/>
+            </w:tcMar>
+          </w:tcPr>
+          <w:p>
+            <w:pPr>
+              <w:jc w:val="center"/>
+            </w:pPr>
+            <w:r>
+              <w:rPr>
+                <w:rFonts w:ascii="Times New Roman" w:cs="Times New Roman" w:eastAsia="Times New Roman" w:hAnsi="Times New Roman"/>
+                <w:b w:val="false"/>
+                <w:bCs w:val="false"/>
+                <w:sz w:val="19"/>
+                <w:szCs w:val="19"/>
+              </w:rPr>
+              <w:t xml:space="preserve">0.908</w:t>
+            </w:r>
+          </w:p>
+        </w:tc>
+        <w:tc>
+          <w:tcPr>
+            <w:tcW w:type="dxa" w:w="1200"/>
+            <w:tcBorders>
+              <w:top w:val="single" w:color="999999" w:sz="4"/>
+              <w:left w:val="single" w:color="999999" w:sz="4"/>
+              <w:bottom w:val="single" w:color="999999" w:sz="4"/>
+              <w:right w:val="single" w:color="999999" w:sz="4"/>
+            </w:tcBorders>
+            <w:tcMar>
+              <w:top w:type="dxa" w:w="40"/>
+              <w:left w:type="dxa" w:w="80"/>
+              <w:bottom w:type="dxa" w:w="40"/>
+              <w:right w:type="dxa" w:w="80"/>
+            </w:tcMar>
+          </w:tcPr>
+          <w:p>
+            <w:pPr>
+              <w:jc w:val="center"/>
+            </w:pPr>
+            <w:r>
+              <w:rPr>
+                <w:rFonts w:ascii="Times New Roman" w:cs="Times New Roman" w:eastAsia="Times New Roman" w:hAnsi="Times New Roman"/>
+                <w:b w:val="false"/>
+                <w:bCs w:val="false"/>
+                <w:sz w:val="19"/>
+                <w:szCs w:val="19"/>
+              </w:rPr>
+              <w:t xml:space="preserve">0.902</w:t>
+            </w:r>
+          </w:p>
+        </w:tc>
+        <w:tc>
+          <w:tcPr>
+            <w:tcW w:type="dxa" w:w="1200"/>
+            <w:tcBorders>
+              <w:top w:val="single" w:color="999999" w:sz="4"/>
+              <w:left w:val="single" w:color="999999" w:sz="4"/>
+              <w:bottom w:val="single" w:color="999999" w:sz="4"/>
+              <w:right w:val="single" w:color="999999" w:sz="4"/>
+            </w:tcBorders>
+            <w:tcMar>
+              <w:top w:type="dxa" w:w="40"/>
+              <w:left w:type="dxa" w:w="80"/>
+              <w:bottom w:type="dxa" w:w="40"/>
+              <w:right w:type="dxa" w:w="80"/>
+            </w:tcMar>
+          </w:tcPr>
+          <w:p>
+            <w:pPr>
+              <w:jc w:val="center"/>
+            </w:pPr>
+            <w:r>
+              <w:rPr>
+                <w:rFonts w:ascii="Times New Roman" w:cs="Times New Roman" w:eastAsia="Times New Roman" w:hAnsi="Times New Roman"/>
+                <w:b w:val="false"/>
+                <w:bCs w:val="false"/>
+                <w:sz w:val="19"/>
+                <w:szCs w:val="19"/>
+              </w:rPr>
+              <w:t xml:space="preserve">0.904</w:t>
+            </w:r>
+          </w:p>
+        </w:tc>
+      </w:tr>
+    </w:tbl>
+    <w:p>
+      <w:pPr>
+        <w:keepNext/>
+        <w:spacing w:before="120"/>
+        <w:jc w:val="center"/>
+      </w:pPr>
+      <w:r>
+        <w:drawing>
+          <wp:inline distT="0" distB="0" distL="0" distR="0">
+            <wp:extent cx="5715000" cy="2152650"/>
+            <wp:effectExtent t="0" r="0" b="0" l="0"/>
+            <wp:docPr id="10" name=""/>
+            <wp:cNvGraphicFramePr>
+              <a:graphicFrameLocks xmlns:a="http://schemas.openxmlformats.org/drawingml/2006/main" noChangeAspect="1"/>
+            </wp:cNvGraphicFramePr>
+            <a:graphic xmlns:a="http://schemas.openxmlformats.org/drawingml/2006/main">
+              <a:graphicData uri="http://schemas.openxmlformats.org/drawingml/2006/picture">
+                <pic:pic xmlns:pic="http://schemas.openxmlformats.org/drawingml/2006/picture">
+                  <pic:nvPicPr>
+                    <pic:cNvPr id="0" name="" descr=""/>
+                    <pic:cNvPicPr>
+                      <a:picLocks noChangeAspect="1" noChangeArrowheads="1"/>
+                    </pic:cNvPicPr>
+                  </pic:nvPicPr>
+                  <pic:blipFill>
+                    <a:blip r:embed="rId17" cstate="none"/>
+                    <a:srcRect/>
+                    <a:stretch>
+                      <a:fillRect/>
+                    </a:stretch>
+                  </pic:blipFill>
+                  <pic:spPr bwMode="auto">
+                    <a:xfrm>
+                      <a:off x="0" y="0"/>
+                      <a:ext cx="5715000" cy="2152650"/>
+                    </a:xfrm>
+                    <a:prstGeom prst="rect">
+                      <a:avLst/>
+                    </a:prstGeom>
+                  </pic:spPr>
+                </pic:pic>
+              </a:graphicData>
+            </a:graphic>
+          </wp:inline>
+        </w:drawing>
+      </w:r>
+    </w:p>
+    <w:p>
+      <w:pPr>
+        <w:spacing w:after="220" w:before="60"/>
+        <w:jc w:val="center"/>
+      </w:pPr>
+      <w:r>
+        <w:rPr>
+          <w:rFonts w:ascii="Times New Roman" w:cs="Times New Roman" w:eastAsia="Times New Roman" w:hAnsi="Times New Roman"/>
+          <w:i/>
+          <w:iCs/>
+          <w:sz w:val="20"/>
+          <w:szCs w:val="20"/>
+        </w:rPr>
+        <w:t xml:space="preserve">Fig. 6.9  Training on real vs. synthetic speech errors.</w:t>
+      </w:r>
+    </w:p>
+    <w:p>
+      <w:pPr>
+        <w:keepNext/>
+        <w:spacing w:after="80" w:before="160"/>
+      </w:pPr>
+      <w:r>
+        <w:rPr>
+          <w:rFonts w:ascii="Times New Roman" w:cs="Times New Roman" w:eastAsia="Times New Roman" w:hAnsi="Times New Roman"/>
+          <w:b/>
+          <w:bCs/>
+          <w:i/>
+          <w:iCs/>
+          <w:sz w:val="24"/>
+          <w:szCs w:val="24"/>
+        </w:rPr>
+        <w:t xml:space="preserve">C6: stronger distillation (confirmed)</w:t>
+      </w:r>
+    </w:p>
+    <w:p>
+      <w:pPr>
+        <w:spacing w:after="140" w:before="0" w:line="330"/>
+        <w:jc w:val="both"/>
+      </w:pPr>
+      <w:r>
+        <w:rPr>
+          <w:rFonts w:ascii="Times New Roman" w:cs="Times New Roman" w:eastAsia="Times New Roman" w:hAnsi="Times New Roman"/>
+          <w:sz w:val="24"/>
+          <w:szCs w:val="24"/>
+        </w:rPr>
+        <w:t xml:space="preserve">Using validation data only, we chose among a 568M-parameter teacher (bge-reranker-v2-m3) with BM25 or hybrid candidates, temperatures 1, 2 and 4, and extra HeySQuAD training data. The selected configuration (bge-reranker-v2-m3 teacher, hybrid candidates, τ = 4) was retrained with three seeds and tested once. The small MiniLM reranker then significantly beat its own zero-shot version on all three pre-registered test groups: BEIR spoken 0.313 → 0.321, SD-QA-Whisper 0.469 → 0.476 and SLUE-SQA-5 0.469 → 0.475 (all p ≤ 0.004 after Holm).</w:t>
+      </w:r>
+    </w:p>
+    <w:p>
+      <w:pPr>
+        <w:keepNext/>
+        <w:spacing w:after="80" w:before="160"/>
+      </w:pPr>
+      <w:r>
+        <w:rPr>
+          <w:rFonts w:ascii="Times New Roman" w:cs="Times New Roman" w:eastAsia="Times New Roman" w:hAnsi="Times New Roman"/>
+          <w:b/>
+          <w:bCs/>
+          <w:i/>
+          <w:iCs/>
+          <w:sz w:val="24"/>
+          <w:szCs w:val="24"/>
+        </w:rPr>
+        <w:t xml:space="preserve">A stronger recogniser (descriptive)</w:t>
+      </w:r>
+    </w:p>
+    <w:p>
+      <w:pPr>
+        <w:spacing w:after="140" w:before="0" w:line="330"/>
+        <w:jc w:val="both"/>
+      </w:pPr>
+      <w:r>
+        <w:rPr>
+          <w:rFonts w:ascii="Times New Roman" w:cs="Times New Roman" w:eastAsia="Times New Roman" w:hAnsi="Times New Roman"/>
+          <w:sz w:val="24"/>
+          <w:szCs w:val="24"/>
+        </w:rPr>
+        <w:t xml:space="preserve">Re-transcribing SD-QA with Whisper large-v3-turbo instead of base.en more than halves the word error rate in every dialect (India-South 0.190 → 0.075) and recovers most of the loss: BM25 → CE on India-South rises from 0.438 to 0.531, close to typed questions (0.582).</w:t>
+      </w:r>
+    </w:p>
+    <w:p>
+      <w:pPr>
         <w:pStyle w:val="Heading2"/>
         <w:keepNext/>
         <w:spacing w:after="120" w:before="240"/>
@@ -21639,7 +24083,7 @@
           <w:sz w:val="20"/>
           <w:szCs w:val="20"/>
         </w:rPr>
-        <w:t xml:space="preserve">Table 6.10  Outcome of each hypothesis</w:t>
+        <w:t xml:space="preserve">Table 6.12  Outcome of each hypothesis</w:t>
       </w:r>
     </w:p>
     <w:tbl>
@@ -21825,7 +24269,7 @@
                 <w:sz w:val="19"/>
                 <w:szCs w:val="19"/>
               </w:rPr>
-              <w:t xml:space="preserve">Supported</w:t>
+              <w:t xml:space="preserve">Supported (confirmed, C1 and C5)</w:t>
             </w:r>
           </w:p>
         </w:tc>
@@ -22119,7 +24563,7 @@
                 <w:sz w:val="19"/>
                 <w:szCs w:val="19"/>
               </w:rPr>
-              <w:t xml:space="preserve">In progress</w:t>
+              <w:t xml:space="preserve">Not supported</w:t>
             </w:r>
           </w:p>
         </w:tc>
@@ -22151,7 +24595,7 @@
                 <w:sz w:val="19"/>
                 <w:szCs w:val="19"/>
               </w:rPr>
-              <w:t xml:space="preserve">Pre-registered as C3; HeySQuAD real vs. synthetic training running on Kaggle.</w:t>
+              <w:t xml:space="preserve">Training on real speech errors was never better than on synthetic errors, and significantly worse on SLUE-SQA-5; real transcripts were twice as noisy (C3).</w:t>
             </w:r>
           </w:p>
         </w:tc>
@@ -22709,7 +25153,7 @@
           <w:sz w:val="24"/>
           <w:szCs w:val="24"/>
         </w:rPr>
-        <w:t xml:space="preserve">We added a safe, configurable neural re-ranking stage to a working voice agent and studied how spoken queries affect it on four public benchmarks covering science, medicine, finance and open-domain Wikipedia questions, with synthetic speech over two channels and real speech in eleven English dialects. Spoken queries reduce retrieval effectiveness by 7–25% over wideband audio, 24–58% over the telephone and 11% on real speech, with Indian English among the hardest hit at 17%, and the reranker does not reduce this loss. Fine-tuning the reranker on clean in-domain text makes it more fragile; training on transcripts with labels repairs part of the damage; and label-free consistency distillation avoids it, matching or slightly exceeding the original model on every test set. The largest gain on real speech, however, comes from re-ranking a hybrid candidate list. Robustness work for voice agents should therefore target the speech channel, the first stage and the training objective together, within the latency budget of a live conversation.</w:t>
+        <w:t xml:space="preserve">We added a safe, configurable neural re-ranking stage to a working voice agent and studied how spoken queries affect it on four public benchmarks covering science, medicine, finance and open-domain Wikipedia questions, with synthetic speech over two channels and real speech in eleven English dialects. Spoken queries reduce retrieval effectiveness by 7–25% over wideband audio, 24–58% over the telephone and 11% on real speech, with Indian English among the hardest hit at 17%, and the reranker does not reduce this loss. Fine-tuning the reranker on clean in-domain text makes it more fragile; training on transcripts with labels repairs part of the damage; and label-free consistency distillation avoids it, matching or slightly exceeding the original model on every test set. Six pre-registered follow-up tests confirmed these findings on a modern reranker and three new real-speech test sets: a hybrid first stage helps on every set, distillation from a larger teacher significantly improves even the small reranker, and content-word errors and first-stage recall failures explain most of the loss. Training on real rather than synthetic speech errors did not help. The largest gain on real speech comes from re-ranking a hybrid candidate list and from a stronger recogniser. Robustness work for voice agents should therefore target the speech channel, the first stage and the training objective together, within the latency budget of a live conversation.</w:t>
       </w:r>
     </w:p>
     <w:p>
@@ -22747,7 +25191,26 @@
           <w:sz w:val="24"/>
           <w:szCs w:val="24"/>
         </w:rPr>
-        <w:t xml:space="preserve">Complete the three running pre-registered tests: hybrid first stage on new real-speech sets (C1), real vs. synthetic training noise from HeySQuAD (C3, H4), and distillation from a larger teacher (C6).</w:t>
+        <w:t xml:space="preserve">Re-rank several ASR hypotheses (an N-best list) instead of a single transcript, to attack both content-word errors and first-stage recall failures.</w:t>
+      </w:r>
+    </w:p>
+    <w:p>
+      <w:pPr>
+        <w:pStyle w:val="ListParagraph"/>
+        <w:numPr>
+          <w:ilvl w:val="0"/>
+          <w:numId w:val="5"/>
+        </w:numPr>
+        <w:spacing w:after="70" w:line="312"/>
+        <w:jc w:val="both"/>
+      </w:pPr>
+      <w:r>
+        <w:rPr>
+          <w:rFonts w:ascii="Times New Roman" w:cs="Times New Roman" w:eastAsia="Times New Roman" w:hAnsi="Times New Roman"/>
+          <w:sz w:val="24"/>
+          <w:szCs w:val="24"/>
+        </w:rPr>
+        <w:t xml:space="preserve">Train on larger, cleaner real-speech data, filtering transcripts by word error rate, to separate noise type from noise level.</w:t>
       </w:r>
     </w:p>
     <w:p>

--- a/paper/Project_Report.docx
+++ b/paper/Project_Report.docx
@@ -151,7 +151,7 @@
           <w:sz w:val="22"/>
           <w:szCs w:val="22"/>
         </w:rPr>
-        <w:t xml:space="preserve">[Student Name 1] — [Roll No.]</w:t>
+        <w:t xml:space="preserve">Arya Shah — B112</w:t>
       </w:r>
     </w:p>
     <w:p>
@@ -165,21 +165,7 @@
           <w:sz w:val="22"/>
           <w:szCs w:val="22"/>
         </w:rPr>
-        <w:t xml:space="preserve">[Student Name 2] — [Roll No.]</w:t>
-      </w:r>
-    </w:p>
-    <w:p>
-      <w:pPr>
-        <w:spacing w:after="40" w:before="0"/>
-        <w:jc w:val="center"/>
-      </w:pPr>
-      <w:r>
-        <w:rPr>
-          <w:rFonts w:ascii="Times New Roman" w:cs="Times New Roman" w:eastAsia="Times New Roman" w:hAnsi="Times New Roman"/>
-          <w:sz w:val="22"/>
-          <w:szCs w:val="22"/>
-        </w:rPr>
-        <w:t xml:space="preserve">[Student Name 3] — [Roll No.]</w:t>
+        <w:t xml:space="preserve">Teerth Shah — B113</w:t>
       </w:r>
     </w:p>
     <w:p>
@@ -193,7 +179,7 @@
           <w:sz w:val="22"/>
           <w:szCs w:val="22"/>
         </w:rPr>
-        <w:t xml:space="preserve">[Student Name 4] — [Roll No.]</w:t>
+        <w:t xml:space="preserve">Urja Singhi — B144</w:t>
       </w:r>
     </w:p>
     <w:p>
@@ -214,7 +200,7 @@
     </w:p>
     <w:p>
       <w:pPr>
-        <w:spacing w:after="120" w:before="0"/>
+        <w:spacing w:after="40" w:before="0"/>
         <w:jc w:val="center"/>
       </w:pPr>
       <w:r>
@@ -223,7 +209,21 @@
           <w:sz w:val="22"/>
           <w:szCs w:val="22"/>
         </w:rPr>
-        <w:t xml:space="preserve">[Faculty Name], Deep Learning   ·   [Faculty Name], Natural Language Processing</w:t>
+        <w:t xml:space="preserve">Prof. Abhay Kolhe, Deep Learning</w:t>
+      </w:r>
+    </w:p>
+    <w:p>
+      <w:pPr>
+        <w:spacing w:after="120" w:before="0"/>
+        <w:jc w:val="center"/>
+      </w:pPr>
+      <w:r>
+        <w:rPr>
+          <w:rFonts w:ascii="Times New Roman" w:cs="Times New Roman" w:eastAsia="Times New Roman" w:hAnsi="Times New Roman"/>
+          <w:sz w:val="22"/>
+          <w:szCs w:val="22"/>
+        </w:rPr>
+        <w:t xml:space="preserve">Prof. Soni Sweta and Prof. Manisha Tiwari, Natural Language Processing</w:t>
       </w:r>
     </w:p>
     <w:p>
@@ -258,7 +258,7 @@
           <w:sz w:val="24"/>
           <w:szCs w:val="24"/>
         </w:rPr>
-        <w:t xml:space="preserve">This is to certify that the mini project entitled "Does the Reranker Hear You? Robustness of Neural Retrieval to Spoken Queries and Noise-Aware Training of Cross-Encoder Rerankers for Voice Agents" is a bonafide work carried out by [Student Name 1], [Student Name 2], [Student Name 3] and [Student Name 4] in partial fulfilment of the requirements of the courses Deep Learning (702AI0C008) and Natural Language Processing (702AI0C009) during the academic year 2026–27, as a combined project approved by both course faculties.</w:t>
+        <w:t xml:space="preserve">This is to certify that the mini project entitled "Does the Reranker Hear You? Robustness of Neural Retrieval to Spoken Queries and Noise-Aware Training of Cross-Encoder Rerankers for Voice Agents" is a bonafide work carried out by Arya Shah (B112), Teerth Shah (B113) and Urja Singhi (B144) in partial fulfilment of the requirements of the courses Deep Learning (702AI0C008) and Natural Language Processing (702AI0C009) during the academic year 2026–27, as a combined project approved by both course faculties.</w:t>
       </w:r>
     </w:p>
     <w:p>
@@ -289,8 +289,9 @@
         </w:tblBorders>
       </w:tblPr>
       <w:tblGrid>
-        <w:gridCol w:w="4513"/>
-        <w:gridCol w:w="4513"/>
+        <w:gridCol w:w="3009"/>
+        <w:gridCol w:w="3009"/>
+        <w:gridCol w:w="3008"/>
       </w:tblGrid>
       <w:tr>
         <w:trPr>
@@ -298,7 +299,7 @@
         </w:trPr>
         <w:tc>
           <w:tcPr>
-            <w:tcW w:type="dxa" w:w="4513"/>
+            <w:tcW w:type="dxa" w:w="3009"/>
             <w:tcBorders>
               <w:top w:val="single" w:color="999999" w:sz="4"/>
               <w:left w:val="single" w:color="999999" w:sz="4"/>
@@ -325,13 +326,13 @@
                 <w:sz w:val="19"/>
                 <w:szCs w:val="19"/>
               </w:rPr>
-              <w:t xml:space="preserve">Faculty, Deep Learning</w:t>
-            </w:r>
-          </w:p>
-        </w:tc>
-        <w:tc>
-          <w:tcPr>
-            <w:tcW w:type="dxa" w:w="4513"/>
+              <w:t xml:space="preserve">Deep Learning</w:t>
+            </w:r>
+          </w:p>
+        </w:tc>
+        <w:tc>
+          <w:tcPr>
+            <w:tcW w:type="dxa" w:w="3009"/>
             <w:tcBorders>
               <w:top w:val="single" w:color="999999" w:sz="4"/>
               <w:left w:val="single" w:color="999999" w:sz="4"/>
@@ -358,7 +359,40 @@
                 <w:sz w:val="19"/>
                 <w:szCs w:val="19"/>
               </w:rPr>
-              <w:t xml:space="preserve">Faculty, Natural Language Processing</w:t>
+              <w:t xml:space="preserve">Natural Language Processing</w:t>
+            </w:r>
+          </w:p>
+        </w:tc>
+        <w:tc>
+          <w:tcPr>
+            <w:tcW w:type="dxa" w:w="3008"/>
+            <w:tcBorders>
+              <w:top w:val="single" w:color="999999" w:sz="4"/>
+              <w:left w:val="single" w:color="999999" w:sz="4"/>
+              <w:bottom w:val="single" w:color="999999" w:sz="4"/>
+              <w:right w:val="single" w:color="999999" w:sz="4"/>
+            </w:tcBorders>
+            <w:shd w:fill="E8EEF4" w:color="auto" w:val="clear"/>
+            <w:tcMar>
+              <w:top w:type="dxa" w:w="40"/>
+              <w:left w:type="dxa" w:w="80"/>
+              <w:bottom w:type="dxa" w:w="40"/>
+              <w:right w:type="dxa" w:w="80"/>
+            </w:tcMar>
+          </w:tcPr>
+          <w:p>
+            <w:pPr>
+              <w:jc w:val="left"/>
+            </w:pPr>
+            <w:r>
+              <w:rPr>
+                <w:rFonts w:ascii="Times New Roman" w:cs="Times New Roman" w:eastAsia="Times New Roman" w:hAnsi="Times New Roman"/>
+                <w:b/>
+                <w:bCs/>
+                <w:sz w:val="19"/>
+                <w:szCs w:val="19"/>
+              </w:rPr>
+              <w:t xml:space="preserve">Natural Language Processing</w:t>
             </w:r>
           </w:p>
         </w:tc>
@@ -366,7 +400,7 @@
       <w:tr>
         <w:tc>
           <w:tcPr>
-            <w:tcW w:type="dxa" w:w="4513"/>
+            <w:tcW w:type="dxa" w:w="3009"/>
             <w:tcBorders>
               <w:top w:val="single" w:color="999999" w:sz="4"/>
               <w:left w:val="single" w:color="999999" w:sz="4"/>
@@ -398,7 +432,39 @@
         </w:tc>
         <w:tc>
           <w:tcPr>
-            <w:tcW w:type="dxa" w:w="4513"/>
+            <w:tcW w:type="dxa" w:w="3009"/>
+            <w:tcBorders>
+              <w:top w:val="single" w:color="999999" w:sz="4"/>
+              <w:left w:val="single" w:color="999999" w:sz="4"/>
+              <w:bottom w:val="single" w:color="999999" w:sz="4"/>
+              <w:right w:val="single" w:color="999999" w:sz="4"/>
+            </w:tcBorders>
+            <w:tcMar>
+              <w:top w:type="dxa" w:w="40"/>
+              <w:left w:type="dxa" w:w="80"/>
+              <w:bottom w:type="dxa" w:w="40"/>
+              <w:right w:type="dxa" w:w="80"/>
+            </w:tcMar>
+          </w:tcPr>
+          <w:p>
+            <w:pPr>
+              <w:jc w:val="left"/>
+            </w:pPr>
+            <w:r>
+              <w:rPr>
+                <w:rFonts w:ascii="Times New Roman" w:cs="Times New Roman" w:eastAsia="Times New Roman" w:hAnsi="Times New Roman"/>
+                <w:b w:val="false"/>
+                <w:bCs w:val="false"/>
+                <w:sz w:val="19"/>
+                <w:szCs w:val="19"/>
+              </w:rPr>
+              <w:t xml:space="preserve">Signature:</w:t>
+            </w:r>
+          </w:p>
+        </w:tc>
+        <w:tc>
+          <w:tcPr>
+            <w:tcW w:type="dxa" w:w="3008"/>
             <w:tcBorders>
               <w:top w:val="single" w:color="999999" w:sz="4"/>
               <w:left w:val="single" w:color="999999" w:sz="4"/>
@@ -432,7 +498,7 @@
       <w:tr>
         <w:tc>
           <w:tcPr>
-            <w:tcW w:type="dxa" w:w="4513"/>
+            <w:tcW w:type="dxa" w:w="3009"/>
             <w:tcBorders>
               <w:top w:val="single" w:color="999999" w:sz="4"/>
               <w:left w:val="single" w:color="999999" w:sz="4"/>
@@ -458,13 +524,13 @@
                 <w:sz w:val="19"/>
                 <w:szCs w:val="19"/>
               </w:rPr>
-              <w:t xml:space="preserve">Name: [Faculty name]</w:t>
-            </w:r>
-          </w:p>
-        </w:tc>
-        <w:tc>
-          <w:tcPr>
-            <w:tcW w:type="dxa" w:w="4513"/>
+              <w:t xml:space="preserve">Prof. Abhay Kolhe</w:t>
+            </w:r>
+          </w:p>
+        </w:tc>
+        <w:tc>
+          <w:tcPr>
+            <w:tcW w:type="dxa" w:w="3009"/>
             <w:tcBorders>
               <w:top w:val="single" w:color="999999" w:sz="4"/>
               <w:left w:val="single" w:color="999999" w:sz="4"/>
@@ -490,7 +556,39 @@
                 <w:sz w:val="19"/>
                 <w:szCs w:val="19"/>
               </w:rPr>
-              <w:t xml:space="preserve">Name: [Faculty name]</w:t>
+              <w:t xml:space="preserve">Prof. Soni Sweta</w:t>
+            </w:r>
+          </w:p>
+        </w:tc>
+        <w:tc>
+          <w:tcPr>
+            <w:tcW w:type="dxa" w:w="3008"/>
+            <w:tcBorders>
+              <w:top w:val="single" w:color="999999" w:sz="4"/>
+              <w:left w:val="single" w:color="999999" w:sz="4"/>
+              <w:bottom w:val="single" w:color="999999" w:sz="4"/>
+              <w:right w:val="single" w:color="999999" w:sz="4"/>
+            </w:tcBorders>
+            <w:tcMar>
+              <w:top w:type="dxa" w:w="40"/>
+              <w:left w:type="dxa" w:w="80"/>
+              <w:bottom w:type="dxa" w:w="40"/>
+              <w:right w:type="dxa" w:w="80"/>
+            </w:tcMar>
+          </w:tcPr>
+          <w:p>
+            <w:pPr>
+              <w:jc w:val="left"/>
+            </w:pPr>
+            <w:r>
+              <w:rPr>
+                <w:rFonts w:ascii="Times New Roman" w:cs="Times New Roman" w:eastAsia="Times New Roman" w:hAnsi="Times New Roman"/>
+                <w:b w:val="false"/>
+                <w:bCs w:val="false"/>
+                <w:sz w:val="19"/>
+                <w:szCs w:val="19"/>
+              </w:rPr>
+              <w:t xml:space="preserve">Prof. Manisha Tiwari</w:t>
             </w:r>
           </w:p>
         </w:tc>
@@ -498,7 +596,7 @@
       <w:tr>
         <w:tc>
           <w:tcPr>
-            <w:tcW w:type="dxa" w:w="4513"/>
+            <w:tcW w:type="dxa" w:w="3009"/>
             <w:tcBorders>
               <w:top w:val="single" w:color="999999" w:sz="4"/>
               <w:left w:val="single" w:color="999999" w:sz="4"/>
@@ -530,7 +628,39 @@
         </w:tc>
         <w:tc>
           <w:tcPr>
-            <w:tcW w:type="dxa" w:w="4513"/>
+            <w:tcW w:type="dxa" w:w="3009"/>
+            <w:tcBorders>
+              <w:top w:val="single" w:color="999999" w:sz="4"/>
+              <w:left w:val="single" w:color="999999" w:sz="4"/>
+              <w:bottom w:val="single" w:color="999999" w:sz="4"/>
+              <w:right w:val="single" w:color="999999" w:sz="4"/>
+            </w:tcBorders>
+            <w:tcMar>
+              <w:top w:type="dxa" w:w="40"/>
+              <w:left w:type="dxa" w:w="80"/>
+              <w:bottom w:type="dxa" w:w="40"/>
+              <w:right w:type="dxa" w:w="80"/>
+            </w:tcMar>
+          </w:tcPr>
+          <w:p>
+            <w:pPr>
+              <w:jc w:val="left"/>
+            </w:pPr>
+            <w:r>
+              <w:rPr>
+                <w:rFonts w:ascii="Times New Roman" w:cs="Times New Roman" w:eastAsia="Times New Roman" w:hAnsi="Times New Roman"/>
+                <w:b w:val="false"/>
+                <w:bCs w:val="false"/>
+                <w:sz w:val="19"/>
+                <w:szCs w:val="19"/>
+              </w:rPr>
+              <w:t xml:space="preserve">Date:</w:t>
+            </w:r>
+          </w:p>
+        </w:tc>
+        <w:tc>
+          <w:tcPr>
+            <w:tcW w:type="dxa" w:w="3008"/>
             <w:tcBorders>
               <w:top w:val="single" w:color="999999" w:sz="4"/>
               <w:left w:val="single" w:color="999999" w:sz="4"/>
@@ -31974,7 +32104,7 @@
                 <w:sz w:val="19"/>
                 <w:szCs w:val="19"/>
               </w:rPr>
-              <w:t xml:space="preserve">[Student Name 1]</w:t>
+              <w:t xml:space="preserve">Arya Shah (B112)</w:t>
             </w:r>
           </w:p>
         </w:tc>
@@ -32006,7 +32136,7 @@
                 <w:sz w:val="19"/>
                 <w:szCs w:val="19"/>
               </w:rPr>
-              <w:t xml:space="preserve">[e.g. voice agent integration, reranker seam, tests]</w:t>
+              <w:t xml:space="preserve">[describe contribution]</w:t>
             </w:r>
           </w:p>
         </w:tc>
@@ -32040,7 +32170,7 @@
                 <w:sz w:val="19"/>
                 <w:szCs w:val="19"/>
               </w:rPr>
-              <w:t xml:space="preserve">[Student Name 2]</w:t>
+              <w:t xml:space="preserve">Teerth Shah (B113)</w:t>
             </w:r>
           </w:p>
         </w:tc>
@@ -32072,7 +32202,7 @@
                 <w:sz w:val="19"/>
                 <w:szCs w:val="19"/>
               </w:rPr>
-              <w:t xml:space="preserve">[e.g. speech synthesis, telephone channel, ASR evaluation]</w:t>
+              <w:t xml:space="preserve">[describe contribution]</w:t>
             </w:r>
           </w:p>
         </w:tc>
@@ -32106,7 +32236,7 @@
                 <w:sz w:val="19"/>
                 <w:szCs w:val="19"/>
               </w:rPr>
-              <w:t xml:space="preserve">[Student Name 3]</w:t>
+              <w:t xml:space="preserve">Urja Singhi (B144)</w:t>
             </w:r>
           </w:p>
         </w:tc>
@@ -32138,73 +32268,7 @@
                 <w:sz w:val="19"/>
                 <w:szCs w:val="19"/>
               </w:rPr>
-              <w:t xml:space="preserve">[e.g. fine-tuning and distillation experiments on Kaggle]</w:t>
-            </w:r>
-          </w:p>
-        </w:tc>
-      </w:tr>
-      <w:tr>
-        <w:tc>
-          <w:tcPr>
-            <w:tcW w:type="dxa" w:w="2600"/>
-            <w:tcBorders>
-              <w:top w:val="single" w:color="999999" w:sz="4"/>
-              <w:left w:val="single" w:color="999999" w:sz="4"/>
-              <w:bottom w:val="single" w:color="999999" w:sz="4"/>
-              <w:right w:val="single" w:color="999999" w:sz="4"/>
-            </w:tcBorders>
-            <w:tcMar>
-              <w:top w:type="dxa" w:w="40"/>
-              <w:left w:type="dxa" w:w="80"/>
-              <w:bottom w:type="dxa" w:w="40"/>
-              <w:right w:type="dxa" w:w="80"/>
-            </w:tcMar>
-          </w:tcPr>
-          <w:p>
-            <w:pPr>
-              <w:jc w:val="left"/>
-            </w:pPr>
-            <w:r>
-              <w:rPr>
-                <w:rFonts w:ascii="Times New Roman" w:cs="Times New Roman" w:eastAsia="Times New Roman" w:hAnsi="Times New Roman"/>
-                <w:b w:val="false"/>
-                <w:bCs w:val="false"/>
-                <w:sz w:val="19"/>
-                <w:szCs w:val="19"/>
-              </w:rPr>
-              <w:t xml:space="preserve">[Student Name 4]</w:t>
-            </w:r>
-          </w:p>
-        </w:tc>
-        <w:tc>
-          <w:tcPr>
-            <w:tcW w:type="dxa" w:w="6426"/>
-            <w:tcBorders>
-              <w:top w:val="single" w:color="999999" w:sz="4"/>
-              <w:left w:val="single" w:color="999999" w:sz="4"/>
-              <w:bottom w:val="single" w:color="999999" w:sz="4"/>
-              <w:right w:val="single" w:color="999999" w:sz="4"/>
-            </w:tcBorders>
-            <w:tcMar>
-              <w:top w:type="dxa" w:w="40"/>
-              <w:left w:type="dxa" w:w="80"/>
-              <w:bottom w:type="dxa" w:w="40"/>
-              <w:right w:type="dxa" w:w="80"/>
-            </w:tcMar>
-          </w:tcPr>
-          <w:p>
-            <w:pPr>
-              <w:jc w:val="left"/>
-            </w:pPr>
-            <w:r>
-              <w:rPr>
-                <w:rFonts w:ascii="Times New Roman" w:cs="Times New Roman" w:eastAsia="Times New Roman" w:hAnsi="Times New Roman"/>
-                <w:b w:val="false"/>
-                <w:bCs w:val="false"/>
-                <w:sz w:val="19"/>
-                <w:szCs w:val="19"/>
-              </w:rPr>
-              <w:t xml:space="preserve">[e.g. SD-QA benchmark, statistical analysis, paper and presentation]</w:t>
+              <w:t xml:space="preserve">[describe contribution]</w:t>
             </w:r>
           </w:p>
         </w:tc>
